--- a/Project&DataDescription.docx
+++ b/Project&DataDescription.docx
@@ -5,16 +5,20 @@
     <w:p>
       <w:pPr>
         <w:pStyle w:val="Titre1"/>
-      </w:pPr>
-      <w:r>
-        <w:t>RFLC-</w:t>
-      </w:r>
-      <w:proofErr w:type="spellStart"/>
-      <w:r>
-        <w:t>SCP_FutureProjections</w:t>
-      </w:r>
-      <w:proofErr w:type="spellEnd"/>
-      <w:r>
+        <w:rPr>
+          <w:lang w:val="en-US"/>
+        </w:rPr>
+      </w:pPr>
+      <w:r>
+        <w:rPr>
+          <w:lang w:val="en-US"/>
+        </w:rPr>
+        <w:t>RFLC-SCP_FutureProjections</w:t>
+      </w:r>
+      <w:r>
+        <w:rPr>
+          <w:noProof/>
+        </w:rPr>
         <mc:AlternateContent>
           <mc:Choice Requires="wps">
             <w:drawing>
@@ -100,6 +104,9 @@
     <w:p>
       <w:pPr>
         <w:pStyle w:val="Titre1"/>
+        <w:rPr>
+          <w:lang w:val="en-US"/>
+        </w:rPr>
       </w:pPr>
       <w:r>
         <w:rPr>
@@ -155,117 +162,7 @@
           <w:szCs w:val="24"/>
           <w:lang w:val="en-US"/>
         </w:rPr>
-        <w:t>Prima, M.-C., Si-</w:t>
-      </w:r>
-      <w:proofErr w:type="spellStart"/>
-      <w:r>
-        <w:rPr>
-          <w:rFonts w:asciiTheme="minorHAnsi" w:hAnsiTheme="minorHAnsi" w:cstheme="minorHAnsi"/>
-          <w:color w:val="000000" w:themeColor="text1"/>
-          <w:sz w:val="24"/>
-          <w:szCs w:val="24"/>
-          <w:lang w:val="en-US"/>
-        </w:rPr>
-        <w:t>Moussi</w:t>
-      </w:r>
-      <w:proofErr w:type="spellEnd"/>
-      <w:r>
-        <w:rPr>
-          <w:rFonts w:asciiTheme="minorHAnsi" w:hAnsiTheme="minorHAnsi" w:cstheme="minorHAnsi"/>
-          <w:color w:val="000000" w:themeColor="text1"/>
-          <w:sz w:val="24"/>
-          <w:szCs w:val="24"/>
-          <w:lang w:val="en-US"/>
-        </w:rPr>
-        <w:t xml:space="preserve">, S., Garcia, N., </w:t>
-      </w:r>
-      <w:proofErr w:type="spellStart"/>
-      <w:r>
-        <w:rPr>
-          <w:rFonts w:asciiTheme="minorHAnsi" w:hAnsiTheme="minorHAnsi" w:cstheme="minorHAnsi"/>
-          <w:color w:val="000000" w:themeColor="text1"/>
-          <w:sz w:val="24"/>
-          <w:szCs w:val="24"/>
-          <w:lang w:val="en-US"/>
-        </w:rPr>
-        <w:t>Scherpenhuijzen</w:t>
-      </w:r>
-      <w:proofErr w:type="spellEnd"/>
-      <w:r>
-        <w:rPr>
-          <w:rFonts w:asciiTheme="minorHAnsi" w:hAnsiTheme="minorHAnsi" w:cstheme="minorHAnsi"/>
-          <w:color w:val="000000" w:themeColor="text1"/>
-          <w:sz w:val="24"/>
-          <w:szCs w:val="24"/>
-          <w:lang w:val="en-US"/>
-        </w:rPr>
-        <w:t xml:space="preserve">, N., </w:t>
-      </w:r>
-      <w:proofErr w:type="spellStart"/>
-      <w:r>
-        <w:rPr>
-          <w:rFonts w:asciiTheme="minorHAnsi" w:hAnsiTheme="minorHAnsi" w:cstheme="minorHAnsi"/>
-          <w:color w:val="000000" w:themeColor="text1"/>
-          <w:sz w:val="24"/>
-          <w:szCs w:val="24"/>
-          <w:lang w:val="en-US"/>
-        </w:rPr>
-        <w:t>Verburg</w:t>
-      </w:r>
-      <w:proofErr w:type="spellEnd"/>
-      <w:r>
-        <w:rPr>
-          <w:rFonts w:asciiTheme="minorHAnsi" w:hAnsiTheme="minorHAnsi" w:cstheme="minorHAnsi"/>
-          <w:color w:val="000000" w:themeColor="text1"/>
-          <w:sz w:val="24"/>
-          <w:szCs w:val="24"/>
-          <w:lang w:val="en-US"/>
-        </w:rPr>
-        <w:t xml:space="preserve">, P., </w:t>
-      </w:r>
-      <w:proofErr w:type="spellStart"/>
-      <w:r>
-        <w:rPr>
-          <w:rFonts w:asciiTheme="minorHAnsi" w:hAnsiTheme="minorHAnsi" w:cstheme="minorHAnsi"/>
-          <w:color w:val="000000" w:themeColor="text1"/>
-          <w:sz w:val="24"/>
-          <w:szCs w:val="24"/>
-          <w:lang w:val="en-US"/>
-        </w:rPr>
-        <w:t>Rouveyrol</w:t>
-      </w:r>
-      <w:proofErr w:type="spellEnd"/>
-      <w:r>
-        <w:rPr>
-          <w:rFonts w:asciiTheme="minorHAnsi" w:hAnsiTheme="minorHAnsi" w:cstheme="minorHAnsi"/>
-          <w:color w:val="000000" w:themeColor="text1"/>
-          <w:sz w:val="24"/>
-          <w:szCs w:val="24"/>
-          <w:lang w:val="en-US"/>
-        </w:rPr>
-        <w:t xml:space="preserve">, P., Suarez, L., &amp; </w:t>
-      </w:r>
-      <w:proofErr w:type="spellStart"/>
-      <w:r>
-        <w:rPr>
-          <w:rFonts w:asciiTheme="minorHAnsi" w:hAnsiTheme="minorHAnsi" w:cstheme="minorHAnsi"/>
-          <w:color w:val="000000" w:themeColor="text1"/>
-          <w:sz w:val="24"/>
-          <w:szCs w:val="24"/>
-          <w:lang w:val="en-US"/>
-        </w:rPr>
-        <w:t>Thuiller</w:t>
-      </w:r>
-      <w:proofErr w:type="spellEnd"/>
-      <w:r>
-        <w:rPr>
-          <w:rFonts w:asciiTheme="minorHAnsi" w:hAnsiTheme="minorHAnsi" w:cstheme="minorHAnsi"/>
-          <w:color w:val="000000" w:themeColor="text1"/>
-          <w:sz w:val="24"/>
-          <w:szCs w:val="24"/>
-          <w:lang w:val="en-US"/>
-        </w:rPr>
-        <w:t>, W. (under review). Global and local future connectivity trends reveal potential mixed contribution of protected areas to species range shift. Global Change Biology.</w:t>
+        <w:t>Prima, M.-C., Si-Moussi, S., Garcia, N., Scherpenhuijzen, N., Verburg, P., Rouveyrol, P., Suarez, L., &amp; Thuiller, W. (under review). Global and local future connectivity trends reveal potential mixed contribution of protected areas to species range shift. Global Change Biology.</w:t>
       </w:r>
     </w:p>
     <w:p>
@@ -464,85 +361,14 @@
           <w:szCs w:val="24"/>
         </w:rPr>
       </w:pPr>
-      <w:proofErr w:type="spellStart"/>
-      <w:r>
-        <w:rPr>
-          <w:rFonts w:asciiTheme="minorHAnsi" w:hAnsiTheme="minorHAnsi" w:cstheme="minorHAnsi"/>
-          <w:color w:val="000000" w:themeColor="text1"/>
-          <w:sz w:val="24"/>
-          <w:szCs w:val="24"/>
-        </w:rPr>
-        <w:t>Step</w:t>
-      </w:r>
-      <w:proofErr w:type="spellEnd"/>
-      <w:r>
-        <w:rPr>
-          <w:rFonts w:asciiTheme="minorHAnsi" w:hAnsiTheme="minorHAnsi" w:cstheme="minorHAnsi"/>
-          <w:color w:val="000000" w:themeColor="text1"/>
-          <w:sz w:val="24"/>
-          <w:szCs w:val="24"/>
-        </w:rPr>
-        <w:t xml:space="preserve"> 1. </w:t>
-      </w:r>
-      <w:proofErr w:type="spellStart"/>
-      <w:r>
-        <w:rPr>
-          <w:rFonts w:asciiTheme="minorHAnsi" w:hAnsiTheme="minorHAnsi" w:cstheme="minorHAnsi"/>
-          <w:color w:val="000000" w:themeColor="text1"/>
-          <w:sz w:val="24"/>
-          <w:szCs w:val="24"/>
-        </w:rPr>
-        <w:t>Generate</w:t>
-      </w:r>
-      <w:proofErr w:type="spellEnd"/>
-      <w:r>
-        <w:rPr>
-          <w:rFonts w:asciiTheme="minorHAnsi" w:hAnsiTheme="minorHAnsi" w:cstheme="minorHAnsi"/>
-          <w:color w:val="000000" w:themeColor="text1"/>
-          <w:sz w:val="24"/>
-          <w:szCs w:val="24"/>
-        </w:rPr>
-        <w:t xml:space="preserve"> future habitat </w:t>
-      </w:r>
-      <w:proofErr w:type="spellStart"/>
-      <w:r>
-        <w:rPr>
-          <w:rFonts w:asciiTheme="minorHAnsi" w:hAnsiTheme="minorHAnsi" w:cstheme="minorHAnsi"/>
-          <w:color w:val="000000" w:themeColor="text1"/>
-          <w:sz w:val="24"/>
-          <w:szCs w:val="24"/>
-        </w:rPr>
-        <w:t>suitability</w:t>
-      </w:r>
-      <w:proofErr w:type="spellEnd"/>
-      <w:r>
-        <w:rPr>
-          <w:rFonts w:asciiTheme="minorHAnsi" w:hAnsiTheme="minorHAnsi" w:cstheme="minorHAnsi"/>
-          <w:color w:val="000000" w:themeColor="text1"/>
-          <w:sz w:val="24"/>
-          <w:szCs w:val="24"/>
-        </w:rPr>
-        <w:t xml:space="preserve"> </w:t>
-      </w:r>
-      <w:proofErr w:type="spellStart"/>
-      <w:r>
-        <w:rPr>
-          <w:rFonts w:asciiTheme="minorHAnsi" w:hAnsiTheme="minorHAnsi" w:cstheme="minorHAnsi"/>
-          <w:color w:val="000000" w:themeColor="text1"/>
-          <w:sz w:val="24"/>
-          <w:szCs w:val="24"/>
-        </w:rPr>
-        <w:t>maps</w:t>
-      </w:r>
-      <w:proofErr w:type="spellEnd"/>
-      <w:r>
-        <w:rPr>
-          <w:rFonts w:asciiTheme="minorHAnsi" w:hAnsiTheme="minorHAnsi" w:cstheme="minorHAnsi"/>
-          <w:color w:val="000000" w:themeColor="text1"/>
-          <w:sz w:val="24"/>
-          <w:szCs w:val="24"/>
-        </w:rPr>
-        <w:t xml:space="preserve"> (analyses/Rcode01_PrepSDMmaps.R)</w:t>
+      <w:r>
+        <w:rPr>
+          <w:rFonts w:asciiTheme="minorHAnsi" w:hAnsiTheme="minorHAnsi" w:cstheme="minorHAnsi"/>
+          <w:color w:val="000000" w:themeColor="text1"/>
+          <w:sz w:val="24"/>
+          <w:szCs w:val="24"/>
+        </w:rPr>
+        <w:t>Step 1. Generate future habitat suitability maps (analyses/Rcode01_PrepSDMmaps.R)</w:t>
       </w:r>
     </w:p>
     <w:p>
@@ -568,29 +394,7 @@
           <w:szCs w:val="24"/>
           <w:lang w:val="en-US"/>
         </w:rPr>
-        <w:t xml:space="preserve">Step 2. Generate future resistance and source maps for each group based on the habitat suitability maps, and generate layers used for the conditional arguments of </w:t>
-      </w:r>
-      <w:proofErr w:type="spellStart"/>
-      <w:r>
-        <w:rPr>
-          <w:rFonts w:asciiTheme="minorHAnsi" w:hAnsiTheme="minorHAnsi" w:cstheme="minorHAnsi"/>
-          <w:color w:val="000000" w:themeColor="text1"/>
-          <w:sz w:val="24"/>
-          <w:szCs w:val="24"/>
-          <w:lang w:val="en-US"/>
-        </w:rPr>
-        <w:t>Omniscape</w:t>
-      </w:r>
-      <w:proofErr w:type="spellEnd"/>
-      <w:r>
-        <w:rPr>
-          <w:rFonts w:asciiTheme="minorHAnsi" w:hAnsiTheme="minorHAnsi" w:cstheme="minorHAnsi"/>
-          <w:color w:val="000000" w:themeColor="text1"/>
-          <w:sz w:val="24"/>
-          <w:szCs w:val="24"/>
-          <w:lang w:val="en-US"/>
-        </w:rPr>
-        <w:t xml:space="preserve"> (analyses/Rcode2_GetResisSuitMaps.R)</w:t>
+        <w:t>Step 2. Generate future resistance and source maps for each group based on the habitat suitability maps, and generate layers used for the conditional arguments of Omniscape (analyses/Rcode2_GetResisSuitMaps.R)</w:t>
       </w:r>
     </w:p>
     <w:p>
@@ -616,51 +420,7 @@
           <w:szCs w:val="24"/>
           <w:lang w:val="en-US"/>
         </w:rPr>
-        <w:t>Step 3. Generate future steady and transient ecological continuities per group (analyses/Rcode3_GetEcologicalContinuities.R, also requires Julia scripts analyses/</w:t>
-      </w:r>
-      <w:proofErr w:type="spellStart"/>
-      <w:r>
-        <w:rPr>
-          <w:rFonts w:asciiTheme="minorHAnsi" w:hAnsiTheme="minorHAnsi" w:cstheme="minorHAnsi"/>
-          <w:color w:val="000000" w:themeColor="text1"/>
-          <w:sz w:val="24"/>
-          <w:szCs w:val="24"/>
-          <w:lang w:val="en-US"/>
-        </w:rPr>
-        <w:t>JuliaScript_OmniscapeRun.jl</w:t>
-      </w:r>
-      <w:proofErr w:type="spellEnd"/>
-      <w:r>
-        <w:rPr>
-          <w:rFonts w:asciiTheme="minorHAnsi" w:hAnsiTheme="minorHAnsi" w:cstheme="minorHAnsi"/>
-          <w:color w:val="000000" w:themeColor="text1"/>
-          <w:sz w:val="24"/>
-          <w:szCs w:val="24"/>
-          <w:lang w:val="en-US"/>
-        </w:rPr>
-        <w:t xml:space="preserve"> and analyses/</w:t>
-      </w:r>
-      <w:proofErr w:type="spellStart"/>
-      <w:r>
-        <w:rPr>
-          <w:rFonts w:asciiTheme="minorHAnsi" w:hAnsiTheme="minorHAnsi" w:cstheme="minorHAnsi"/>
-          <w:color w:val="000000" w:themeColor="text1"/>
-          <w:sz w:val="24"/>
-          <w:szCs w:val="24"/>
-          <w:lang w:val="en-US"/>
-        </w:rPr>
-        <w:t>JuliaScript_OmniscapeRun_Transient.jl</w:t>
-      </w:r>
-      <w:proofErr w:type="spellEnd"/>
-      <w:r>
-        <w:rPr>
-          <w:rFonts w:asciiTheme="minorHAnsi" w:hAnsiTheme="minorHAnsi" w:cstheme="minorHAnsi"/>
-          <w:color w:val="000000" w:themeColor="text1"/>
-          <w:sz w:val="24"/>
-          <w:szCs w:val="24"/>
-          <w:lang w:val="en-US"/>
-        </w:rPr>
-        <w:t>)</w:t>
+        <w:t>Step 3. Generate future steady and transient ecological continuities per group (analyses/Rcode3_GetEcologicalContinuities.R, also requires Julia scripts analyses/JuliaScript_OmniscapeRun.jl and analyses/JuliaScript_OmniscapeRun_Transient.jl)</w:t>
       </w:r>
     </w:p>
     <w:p>
@@ -786,99 +546,7 @@
           <w:szCs w:val="24"/>
           <w:lang w:val="en-US"/>
         </w:rPr>
-        <w:t xml:space="preserve">First run the </w:t>
-      </w:r>
-      <w:proofErr w:type="spellStart"/>
-      <w:proofErr w:type="gramStart"/>
-      <w:r>
-        <w:rPr>
-          <w:rFonts w:asciiTheme="minorHAnsi" w:hAnsiTheme="minorHAnsi" w:cstheme="minorHAnsi"/>
-          <w:color w:val="000000" w:themeColor="text1"/>
-          <w:sz w:val="24"/>
-          <w:szCs w:val="24"/>
-          <w:lang w:val="en-US"/>
-        </w:rPr>
-        <w:t>make.R</w:t>
-      </w:r>
-      <w:proofErr w:type="spellEnd"/>
-      <w:proofErr w:type="gramEnd"/>
-      <w:r>
-        <w:rPr>
-          <w:rFonts w:asciiTheme="minorHAnsi" w:hAnsiTheme="minorHAnsi" w:cstheme="minorHAnsi"/>
-          <w:color w:val="000000" w:themeColor="text1"/>
-          <w:sz w:val="24"/>
-          <w:szCs w:val="24"/>
-          <w:lang w:val="en-US"/>
-        </w:rPr>
-        <w:t xml:space="preserve"> file (at the root of the project) before any run of R scripts. R functions are located in the R/ folder and are automatically loaded when the </w:t>
-      </w:r>
-      <w:proofErr w:type="spellStart"/>
-      <w:proofErr w:type="gramStart"/>
-      <w:r>
-        <w:rPr>
-          <w:rFonts w:asciiTheme="minorHAnsi" w:hAnsiTheme="minorHAnsi" w:cstheme="minorHAnsi"/>
-          <w:color w:val="000000" w:themeColor="text1"/>
-          <w:sz w:val="24"/>
-          <w:szCs w:val="24"/>
-          <w:lang w:val="en-US"/>
-        </w:rPr>
-        <w:t>make.R</w:t>
-      </w:r>
-      <w:proofErr w:type="spellEnd"/>
-      <w:proofErr w:type="gramEnd"/>
-      <w:r>
-        <w:rPr>
-          <w:rFonts w:asciiTheme="minorHAnsi" w:hAnsiTheme="minorHAnsi" w:cstheme="minorHAnsi"/>
-          <w:color w:val="000000" w:themeColor="text1"/>
-          <w:sz w:val="24"/>
-          <w:szCs w:val="24"/>
-          <w:lang w:val="en-US"/>
-        </w:rPr>
-        <w:t xml:space="preserve"> file is run. Function help can be found by running the classic </w:t>
-      </w:r>
-      <w:proofErr w:type="spellStart"/>
-      <w:r>
-        <w:rPr>
-          <w:rFonts w:asciiTheme="minorHAnsi" w:hAnsiTheme="minorHAnsi" w:cstheme="minorHAnsi"/>
-          <w:color w:val="000000" w:themeColor="text1"/>
-          <w:sz w:val="24"/>
-          <w:szCs w:val="24"/>
-          <w:lang w:val="en-US"/>
-        </w:rPr>
-        <w:t>linecode</w:t>
-      </w:r>
-      <w:proofErr w:type="spellEnd"/>
-      <w:r>
-        <w:rPr>
-          <w:rFonts w:asciiTheme="minorHAnsi" w:hAnsiTheme="minorHAnsi" w:cstheme="minorHAnsi"/>
-          <w:color w:val="000000" w:themeColor="text1"/>
-          <w:sz w:val="24"/>
-          <w:szCs w:val="24"/>
-          <w:lang w:val="en-US"/>
-        </w:rPr>
-        <w:t xml:space="preserve"> help(‘</w:t>
-      </w:r>
-      <w:proofErr w:type="spellStart"/>
-      <w:r>
-        <w:rPr>
-          <w:rFonts w:asciiTheme="minorHAnsi" w:hAnsiTheme="minorHAnsi" w:cstheme="minorHAnsi"/>
-          <w:color w:val="000000" w:themeColor="text1"/>
-          <w:sz w:val="24"/>
-          <w:szCs w:val="24"/>
-          <w:lang w:val="en-US"/>
-        </w:rPr>
-        <w:t>function_name</w:t>
-      </w:r>
-      <w:proofErr w:type="spellEnd"/>
-      <w:r>
-        <w:rPr>
-          <w:rFonts w:asciiTheme="minorHAnsi" w:hAnsiTheme="minorHAnsi" w:cstheme="minorHAnsi"/>
-          <w:color w:val="000000" w:themeColor="text1"/>
-          <w:sz w:val="24"/>
-          <w:szCs w:val="24"/>
-          <w:lang w:val="en-US"/>
-        </w:rPr>
-        <w:t>’).</w:t>
+        <w:t>First run the make.R file (at the root of the project) before any run of R scripts. R functions are located in the R/ folder and are automatically loaded when the make.R file is run. Function help can be found by running the classic linecode help(‘function_name’).</w:t>
       </w:r>
     </w:p>
     <w:p>
@@ -942,37 +610,7 @@
           <w:szCs w:val="24"/>
           <w:lang w:val="en-US"/>
         </w:rPr>
-        <w:t xml:space="preserve"> </w:t>
-      </w:r>
-      <w:r>
-        <w:rPr>
-          <w:rFonts w:asciiTheme="minorHAnsi" w:hAnsiTheme="minorHAnsi" w:cstheme="minorHAnsi"/>
-          <w:color w:val="000000" w:themeColor="text1"/>
-          <w:sz w:val="24"/>
-          <w:szCs w:val="24"/>
-          <w:lang w:val="en-US"/>
-        </w:rPr>
-        <w:t xml:space="preserve">(see at the end of this document a detailed description of the </w:t>
-      </w:r>
-      <w:r>
-        <w:rPr>
-          <w:rFonts w:asciiTheme="minorHAnsi" w:hAnsiTheme="minorHAnsi" w:cstheme="minorHAnsi"/>
-          <w:color w:val="000000" w:themeColor="text1"/>
-          <w:sz w:val="24"/>
-          <w:szCs w:val="24"/>
-          <w:lang w:val="en-US"/>
-        </w:rPr>
-        <w:t>outputs</w:t>
-      </w:r>
-      <w:r>
-        <w:rPr>
-          <w:rFonts w:asciiTheme="minorHAnsi" w:hAnsiTheme="minorHAnsi" w:cstheme="minorHAnsi"/>
-          <w:color w:val="000000" w:themeColor="text1"/>
-          <w:sz w:val="24"/>
-          <w:szCs w:val="24"/>
-          <w:lang w:val="en-US"/>
-        </w:rPr>
-        <w:t>)</w:t>
+        <w:t xml:space="preserve"> (see at the end of this document a detailed description of the outputs)</w:t>
       </w:r>
       <w:r>
         <w:rPr>
@@ -983,6 +621,32 @@
           <w:lang w:val="en-US"/>
         </w:rPr>
         <w:t>.</w:t>
+      </w:r>
+    </w:p>
+    <w:p>
+      <w:pPr>
+        <w:pStyle w:val="Titre1"/>
+        <w:rPr>
+          <w:rFonts w:asciiTheme="minorHAnsi" w:hAnsiTheme="minorHAnsi" w:cstheme="minorHAnsi"/>
+          <w:b/>
+          <w:bCs/>
+          <w:color w:val="000000" w:themeColor="text1"/>
+          <w:sz w:val="24"/>
+          <w:szCs w:val="24"/>
+          <w:lang w:val="en-US"/>
+        </w:rPr>
+      </w:pPr>
+      <w:r>
+        <w:rPr>
+          <w:rFonts w:asciiTheme="minorHAnsi" w:hAnsiTheme="minorHAnsi" w:cstheme="minorHAnsi"/>
+          <w:b/>
+          <w:bCs/>
+          <w:color w:val="000000" w:themeColor="text1"/>
+          <w:sz w:val="24"/>
+          <w:szCs w:val="24"/>
+          <w:lang w:val="en-US"/>
+        </w:rPr>
+        <w:t>Content</w:t>
       </w:r>
     </w:p>
     <w:p>
@@ -1040,107 +704,7 @@
           <w:sz w:val="24"/>
           <w:szCs w:val="24"/>
         </w:rPr>
-        <w:t xml:space="preserve">: </w:t>
-      </w:r>
-      <w:proofErr w:type="spellStart"/>
-      <w:r>
-        <w:rPr>
-          <w:rFonts w:asciiTheme="minorHAnsi" w:hAnsiTheme="minorHAnsi" w:cstheme="minorHAnsi"/>
-          <w:color w:val="000000" w:themeColor="text1"/>
-          <w:sz w:val="24"/>
-          <w:szCs w:val="24"/>
-        </w:rPr>
-        <w:t>contains</w:t>
-      </w:r>
-      <w:proofErr w:type="spellEnd"/>
-      <w:r>
-        <w:rPr>
-          <w:rFonts w:asciiTheme="minorHAnsi" w:hAnsiTheme="minorHAnsi" w:cstheme="minorHAnsi"/>
-          <w:color w:val="000000" w:themeColor="text1"/>
-          <w:sz w:val="24"/>
-          <w:szCs w:val="24"/>
-        </w:rPr>
-        <w:t xml:space="preserve"> </w:t>
-      </w:r>
-      <w:proofErr w:type="spellStart"/>
-      <w:r>
-        <w:rPr>
-          <w:rFonts w:asciiTheme="minorHAnsi" w:hAnsiTheme="minorHAnsi" w:cstheme="minorHAnsi"/>
-          <w:color w:val="000000" w:themeColor="text1"/>
-          <w:sz w:val="24"/>
-          <w:szCs w:val="24"/>
-        </w:rPr>
-        <w:t>project</w:t>
-      </w:r>
-      <w:proofErr w:type="spellEnd"/>
-      <w:r>
-        <w:rPr>
-          <w:rFonts w:asciiTheme="minorHAnsi" w:hAnsiTheme="minorHAnsi" w:cstheme="minorHAnsi"/>
-          <w:color w:val="000000" w:themeColor="text1"/>
-          <w:sz w:val="24"/>
-          <w:szCs w:val="24"/>
-        </w:rPr>
-        <w:t xml:space="preserve"> </w:t>
-      </w:r>
-      <w:proofErr w:type="spellStart"/>
-      <w:r>
-        <w:rPr>
-          <w:rFonts w:asciiTheme="minorHAnsi" w:hAnsiTheme="minorHAnsi" w:cstheme="minorHAnsi"/>
-          <w:color w:val="000000" w:themeColor="text1"/>
-          <w:sz w:val="24"/>
-          <w:szCs w:val="24"/>
-        </w:rPr>
-        <w:t>metadata</w:t>
-      </w:r>
-      <w:proofErr w:type="spellEnd"/>
-      <w:r>
-        <w:rPr>
-          <w:rFonts w:asciiTheme="minorHAnsi" w:hAnsiTheme="minorHAnsi" w:cstheme="minorHAnsi"/>
-          <w:color w:val="000000" w:themeColor="text1"/>
-          <w:sz w:val="24"/>
-          <w:szCs w:val="24"/>
-        </w:rPr>
-        <w:t xml:space="preserve"> (</w:t>
-      </w:r>
-      <w:proofErr w:type="spellStart"/>
-      <w:r>
-        <w:rPr>
-          <w:rFonts w:asciiTheme="minorHAnsi" w:hAnsiTheme="minorHAnsi" w:cstheme="minorHAnsi"/>
-          <w:color w:val="000000" w:themeColor="text1"/>
-          <w:sz w:val="24"/>
-          <w:szCs w:val="24"/>
-        </w:rPr>
-        <w:t>authors</w:t>
-      </w:r>
-      <w:proofErr w:type="spellEnd"/>
-      <w:r>
-        <w:rPr>
-          <w:rFonts w:asciiTheme="minorHAnsi" w:hAnsiTheme="minorHAnsi" w:cstheme="minorHAnsi"/>
-          <w:color w:val="000000" w:themeColor="text1"/>
-          <w:sz w:val="24"/>
-          <w:szCs w:val="24"/>
-        </w:rPr>
-        <w:t xml:space="preserve">, date, </w:t>
-      </w:r>
-      <w:proofErr w:type="spellStart"/>
-      <w:r>
-        <w:rPr>
-          <w:rFonts w:asciiTheme="minorHAnsi" w:hAnsiTheme="minorHAnsi" w:cstheme="minorHAnsi"/>
-          <w:color w:val="000000" w:themeColor="text1"/>
-          <w:sz w:val="24"/>
-          <w:szCs w:val="24"/>
-        </w:rPr>
-        <w:t>dependencies</w:t>
-      </w:r>
-      <w:proofErr w:type="spellEnd"/>
-      <w:r>
-        <w:rPr>
-          <w:rFonts w:asciiTheme="minorHAnsi" w:hAnsiTheme="minorHAnsi" w:cstheme="minorHAnsi"/>
-          <w:color w:val="000000" w:themeColor="text1"/>
-          <w:sz w:val="24"/>
-          <w:szCs w:val="24"/>
-        </w:rPr>
-        <w:t>, etc.)</w:t>
+        <w:t>: contains project metadata (authors, date, dependencies, etc.)</w:t>
       </w:r>
     </w:p>
     <w:p>
@@ -1159,8 +723,6 @@
         </w:rPr>
       </w:pPr>
       <w:hyperlink r:id="rId8" w:history="1">
-        <w:proofErr w:type="spellStart"/>
-        <w:proofErr w:type="gramStart"/>
         <w:r>
           <w:rPr>
             <w:rStyle w:val="Lienhypertexte"/>
@@ -1172,8 +734,6 @@
           </w:rPr>
           <w:t>make.R</w:t>
         </w:r>
-        <w:proofErr w:type="spellEnd"/>
-        <w:proofErr w:type="gramEnd"/>
       </w:hyperlink>
       <w:r>
         <w:rPr>
@@ -1476,67 +1036,19 @@
         </w:rPr>
         <w:t>Launch the </w:t>
       </w:r>
-      <w:proofErr w:type="spellStart"/>
-      <w:r>
-        <w:rPr>
-          <w:rFonts w:asciiTheme="minorHAnsi" w:hAnsiTheme="minorHAnsi" w:cstheme="minorHAnsi"/>
-          <w:color w:val="000000" w:themeColor="text1"/>
-          <w:sz w:val="24"/>
-          <w:szCs w:val="24"/>
-        </w:rPr>
-        <w:fldChar w:fldCharType="begin"/>
-      </w:r>
-      <w:r>
-        <w:rPr>
-          <w:rFonts w:asciiTheme="minorHAnsi" w:hAnsiTheme="minorHAnsi" w:cstheme="minorHAnsi"/>
-          <w:color w:val="000000" w:themeColor="text1"/>
-          <w:sz w:val="24"/>
-          <w:szCs w:val="24"/>
-          <w:lang w:val="en-US"/>
-        </w:rPr>
-        <w:instrText>HYPERLINK "https://github.com/mcpri3/RFLC-SCP_FutureProjections/tree/master/make.R"</w:instrText>
-      </w:r>
-      <w:r>
-        <w:rPr>
-          <w:rFonts w:asciiTheme="minorHAnsi" w:hAnsiTheme="minorHAnsi" w:cstheme="minorHAnsi"/>
-          <w:color w:val="000000" w:themeColor="text1"/>
-          <w:sz w:val="24"/>
-          <w:szCs w:val="24"/>
-        </w:rPr>
-      </w:r>
-      <w:r>
-        <w:rPr>
-          <w:rFonts w:asciiTheme="minorHAnsi" w:hAnsiTheme="minorHAnsi" w:cstheme="minorHAnsi"/>
-          <w:color w:val="000000" w:themeColor="text1"/>
-          <w:sz w:val="24"/>
-          <w:szCs w:val="24"/>
-        </w:rPr>
-        <w:fldChar w:fldCharType="separate"/>
-      </w:r>
-      <w:proofErr w:type="gramStart"/>
-      <w:r>
-        <w:rPr>
-          <w:rStyle w:val="Lienhypertexte"/>
-          <w:rFonts w:asciiTheme="minorHAnsi" w:hAnsiTheme="minorHAnsi" w:cstheme="minorHAnsi"/>
-          <w:color w:val="000000" w:themeColor="text1"/>
-          <w:sz w:val="24"/>
-          <w:szCs w:val="24"/>
-          <w:lang w:val="en-US"/>
-        </w:rPr>
-        <w:t>make.R</w:t>
-      </w:r>
-      <w:proofErr w:type="spellEnd"/>
-      <w:proofErr w:type="gramEnd"/>
-      <w:r>
-        <w:rPr>
-          <w:rFonts w:asciiTheme="minorHAnsi" w:hAnsiTheme="minorHAnsi" w:cstheme="minorHAnsi"/>
-          <w:color w:val="000000" w:themeColor="text1"/>
-          <w:sz w:val="24"/>
-          <w:szCs w:val="24"/>
-          <w:lang w:val="en-US"/>
-        </w:rPr>
-        <w:fldChar w:fldCharType="end"/>
-      </w:r>
+      <w:hyperlink r:id="rId15" w:history="1">
+        <w:r>
+          <w:rPr>
+            <w:rStyle w:val="Lienhypertexte"/>
+            <w:rFonts w:asciiTheme="minorHAnsi" w:hAnsiTheme="minorHAnsi" w:cstheme="minorHAnsi"/>
+            <w:color w:val="000000" w:themeColor="text1"/>
+            <w:sz w:val="24"/>
+            <w:szCs w:val="24"/>
+            <w:lang w:val="en-US"/>
+          </w:rPr>
+          <w:t>make.R</w:t>
+        </w:r>
+      </w:hyperlink>
       <w:r>
         <w:rPr>
           <w:rFonts w:asciiTheme="minorHAnsi" w:hAnsiTheme="minorHAnsi" w:cstheme="minorHAnsi"/>
@@ -1567,33 +1079,7 @@
           <w:szCs w:val="24"/>
           <w:lang w:val="en-US"/>
         </w:rPr>
-        <w:t>source("</w:t>
-      </w:r>
-      <w:proofErr w:type="spellStart"/>
-      <w:r>
-        <w:rPr>
-          <w:rFonts w:asciiTheme="minorHAnsi" w:hAnsiTheme="minorHAnsi" w:cstheme="minorHAnsi"/>
-          <w:i/>
-          <w:iCs/>
-          <w:color w:val="000000" w:themeColor="text1"/>
-          <w:sz w:val="24"/>
-          <w:szCs w:val="24"/>
-          <w:lang w:val="en-US"/>
-        </w:rPr>
-        <w:t>make.R</w:t>
-      </w:r>
-      <w:proofErr w:type="spellEnd"/>
-      <w:r>
-        <w:rPr>
-          <w:rFonts w:asciiTheme="minorHAnsi" w:hAnsiTheme="minorHAnsi" w:cstheme="minorHAnsi"/>
-          <w:i/>
-          <w:iCs/>
-          <w:color w:val="000000" w:themeColor="text1"/>
-          <w:sz w:val="24"/>
-          <w:szCs w:val="24"/>
-          <w:lang w:val="en-US"/>
-        </w:rPr>
-        <w:t>")</w:t>
+        <w:t>source("make.R")</w:t>
       </w:r>
       <w:r>
         <w:rPr>
@@ -1779,117 +1265,7 @@
           <w:szCs w:val="24"/>
           <w:lang w:val="en-US"/>
         </w:rPr>
-        <w:t>Prima, M.-C., Si-</w:t>
-      </w:r>
-      <w:proofErr w:type="spellStart"/>
-      <w:r>
-        <w:rPr>
-          <w:rFonts w:asciiTheme="minorHAnsi" w:hAnsiTheme="minorHAnsi" w:cstheme="minorHAnsi"/>
-          <w:color w:val="000000" w:themeColor="text1"/>
-          <w:sz w:val="24"/>
-          <w:szCs w:val="24"/>
-          <w:lang w:val="en-US"/>
-        </w:rPr>
-        <w:t>Moussi</w:t>
-      </w:r>
-      <w:proofErr w:type="spellEnd"/>
-      <w:r>
-        <w:rPr>
-          <w:rFonts w:asciiTheme="minorHAnsi" w:hAnsiTheme="minorHAnsi" w:cstheme="minorHAnsi"/>
-          <w:color w:val="000000" w:themeColor="text1"/>
-          <w:sz w:val="24"/>
-          <w:szCs w:val="24"/>
-          <w:lang w:val="en-US"/>
-        </w:rPr>
-        <w:t xml:space="preserve">, S., Garcia, N., </w:t>
-      </w:r>
-      <w:proofErr w:type="spellStart"/>
-      <w:r>
-        <w:rPr>
-          <w:rFonts w:asciiTheme="minorHAnsi" w:hAnsiTheme="minorHAnsi" w:cstheme="minorHAnsi"/>
-          <w:color w:val="000000" w:themeColor="text1"/>
-          <w:sz w:val="24"/>
-          <w:szCs w:val="24"/>
-          <w:lang w:val="en-US"/>
-        </w:rPr>
-        <w:t>Scherpenhuijzen</w:t>
-      </w:r>
-      <w:proofErr w:type="spellEnd"/>
-      <w:r>
-        <w:rPr>
-          <w:rFonts w:asciiTheme="minorHAnsi" w:hAnsiTheme="minorHAnsi" w:cstheme="minorHAnsi"/>
-          <w:color w:val="000000" w:themeColor="text1"/>
-          <w:sz w:val="24"/>
-          <w:szCs w:val="24"/>
-          <w:lang w:val="en-US"/>
-        </w:rPr>
-        <w:t xml:space="preserve">, N., </w:t>
-      </w:r>
-      <w:proofErr w:type="spellStart"/>
-      <w:r>
-        <w:rPr>
-          <w:rFonts w:asciiTheme="minorHAnsi" w:hAnsiTheme="minorHAnsi" w:cstheme="minorHAnsi"/>
-          <w:color w:val="000000" w:themeColor="text1"/>
-          <w:sz w:val="24"/>
-          <w:szCs w:val="24"/>
-          <w:lang w:val="en-US"/>
-        </w:rPr>
-        <w:t>Verburg</w:t>
-      </w:r>
-      <w:proofErr w:type="spellEnd"/>
-      <w:r>
-        <w:rPr>
-          <w:rFonts w:asciiTheme="minorHAnsi" w:hAnsiTheme="minorHAnsi" w:cstheme="minorHAnsi"/>
-          <w:color w:val="000000" w:themeColor="text1"/>
-          <w:sz w:val="24"/>
-          <w:szCs w:val="24"/>
-          <w:lang w:val="en-US"/>
-        </w:rPr>
-        <w:t xml:space="preserve">, P., </w:t>
-      </w:r>
-      <w:proofErr w:type="spellStart"/>
-      <w:r>
-        <w:rPr>
-          <w:rFonts w:asciiTheme="minorHAnsi" w:hAnsiTheme="minorHAnsi" w:cstheme="minorHAnsi"/>
-          <w:color w:val="000000" w:themeColor="text1"/>
-          <w:sz w:val="24"/>
-          <w:szCs w:val="24"/>
-          <w:lang w:val="en-US"/>
-        </w:rPr>
-        <w:t>Rouveyrol</w:t>
-      </w:r>
-      <w:proofErr w:type="spellEnd"/>
-      <w:r>
-        <w:rPr>
-          <w:rFonts w:asciiTheme="minorHAnsi" w:hAnsiTheme="minorHAnsi" w:cstheme="minorHAnsi"/>
-          <w:color w:val="000000" w:themeColor="text1"/>
-          <w:sz w:val="24"/>
-          <w:szCs w:val="24"/>
-          <w:lang w:val="en-US"/>
-        </w:rPr>
-        <w:t xml:space="preserve">, P., Suarez, L., &amp; </w:t>
-      </w:r>
-      <w:proofErr w:type="spellStart"/>
-      <w:r>
-        <w:rPr>
-          <w:rFonts w:asciiTheme="minorHAnsi" w:hAnsiTheme="minorHAnsi" w:cstheme="minorHAnsi"/>
-          <w:color w:val="000000" w:themeColor="text1"/>
-          <w:sz w:val="24"/>
-          <w:szCs w:val="24"/>
-          <w:lang w:val="en-US"/>
-        </w:rPr>
-        <w:t>Thuiller</w:t>
-      </w:r>
-      <w:proofErr w:type="spellEnd"/>
-      <w:r>
-        <w:rPr>
-          <w:rFonts w:asciiTheme="minorHAnsi" w:hAnsiTheme="minorHAnsi" w:cstheme="minorHAnsi"/>
-          <w:color w:val="000000" w:themeColor="text1"/>
-          <w:sz w:val="24"/>
-          <w:szCs w:val="24"/>
-          <w:lang w:val="en-US"/>
-        </w:rPr>
-        <w:t>, W. (under review). Global and local future connectivity trends reveal potential mixed contribution of protected areas to species range shift. Global Change Biology.</w:t>
+        <w:t>Prima, M.-C., Si-Moussi, S., Garcia, N., Scherpenhuijzen, N., Verburg, P., Rouveyrol, P., Suarez, L., &amp; Thuiller, W. (under review). Global and local future connectivity trends reveal potential mixed contribution of protected areas to species range shift. Global Change Biology.</w:t>
       </w:r>
     </w:p>
     <w:p>
@@ -1950,7 +1326,6 @@
           <w:szCs w:val="28"/>
           <w:lang w:val="en-US"/>
         </w:rPr>
-        <w:lastRenderedPageBreak/>
         <w:t>Detailed description of the data/ and outputs/ folders</w:t>
       </w:r>
     </w:p>
@@ -2003,18 +1378,202 @@
           <w:bCs/>
           <w:lang w:val="en-US"/>
         </w:rPr>
+        <w:t xml:space="preserve">/DistributionMaps: </w:t>
+      </w:r>
+      <w:r>
+        <w:rPr>
+          <w:lang w:val="en-US"/>
+        </w:rPr>
+        <w:t>Current and future</w:t>
+      </w:r>
+      <w:r>
+        <w:rPr>
+          <w:b/>
+          <w:bCs/>
+          <w:lang w:val="en-US"/>
+        </w:rPr>
+        <w:t xml:space="preserve"> </w:t>
+      </w:r>
+      <w:r>
+        <w:rPr>
+          <w:lang w:val="en-US"/>
+        </w:rPr>
+        <w:t>s</w:t>
+      </w:r>
+      <w:r>
+        <w:rPr>
+          <w:lang w:val="en-US"/>
+        </w:rPr>
+        <w:t>pecies distribution model projections (</w:t>
+      </w:r>
+      <w:r>
+        <w:rPr>
+          <w:b/>
+          <w:bCs/>
+          <w:lang w:val="en-US"/>
+        </w:rPr>
+        <w:t>TIFF format</w:t>
+      </w:r>
+      <w:r>
+        <w:rPr>
+          <w:b/>
+          <w:bCs/>
+          <w:lang w:val="en-US"/>
+        </w:rPr>
+        <w:t xml:space="preserve">, </w:t>
+      </w:r>
+      <w:r>
+        <w:rPr>
+          <w:lang w:val="en-US"/>
+        </w:rPr>
+        <w:t>1km</w:t>
+      </w:r>
+      <w:r>
+        <w:rPr>
+          <w:vertAlign w:val="superscript"/>
+          <w:lang w:val="en-US"/>
+        </w:rPr>
+        <w:t>2</w:t>
+      </w:r>
+      <w:r>
+        <w:rPr>
+          <w:lang w:val="en-US"/>
+        </w:rPr>
+        <w:t xml:space="preserve"> </w:t>
+      </w:r>
+      <w:r>
+        <w:rPr>
+          <w:lang w:val="en-US"/>
+        </w:rPr>
+        <w:t>resolution</w:t>
+      </w:r>
+      <w:r>
+        <w:rPr>
+          <w:lang w:val="en-US"/>
+        </w:rPr>
+        <w:t>)</w:t>
+      </w:r>
+    </w:p>
+    <w:p>
+      <w:pPr>
+        <w:rPr>
+          <w:lang w:val="en-US"/>
+        </w:rPr>
+      </w:pPr>
+      <w:r>
+        <w:rPr>
+          <w:lang w:val="en-US"/>
+        </w:rPr>
+        <w:t>Future projections include two SSP scenarios (SSP1 and SSP3) using 3 Global Circulation Models: GFDL-ESM4, MPI-ESM1-2-HR and UKESM1-0-LL</w:t>
+      </w:r>
+    </w:p>
+    <w:p>
+      <w:pPr>
+        <w:rPr>
+          <w:lang w:val="en-US"/>
+        </w:rPr>
+      </w:pPr>
+    </w:p>
+    <w:p>
+      <w:pPr>
+        <w:rPr>
+          <w:b/>
+          <w:bCs/>
+          <w:lang w:val="en-US"/>
+        </w:rPr>
+      </w:pPr>
+      <w:r>
+        <w:rPr>
+          <w:b/>
+          <w:bCs/>
+          <w:lang w:val="en-US"/>
+        </w:rPr>
+        <w:t>/data/raw-data</w:t>
+      </w:r>
+      <w:r>
+        <w:rPr>
+          <w:b/>
+          <w:bCs/>
+          <w:lang w:val="en-US"/>
+        </w:rPr>
+        <w:t xml:space="preserve">/FunctionalGroups: </w:t>
+      </w:r>
+      <w:r>
+        <w:rPr>
+          <w:lang w:val="en-US"/>
+        </w:rPr>
+        <w:t>Species lists splitted by taxonomical groups, each file contains a column cluster.id indicating to which functional group the species belongs</w:t>
+      </w:r>
+      <w:r>
+        <w:rPr>
+          <w:lang w:val="en-US"/>
+        </w:rPr>
+        <w:t xml:space="preserve"> (</w:t>
+      </w:r>
+      <w:r>
+        <w:rPr>
+          <w:b/>
+          <w:bCs/>
+          <w:lang w:val="en-US"/>
+        </w:rPr>
+        <w:t>EXCEL format</w:t>
+      </w:r>
+      <w:r>
+        <w:rPr>
+          <w:lang w:val="en-US"/>
+        </w:rPr>
+        <w:t>)</w:t>
+      </w:r>
+      <w:r>
+        <w:rPr>
+          <w:b/>
+          <w:bCs/>
+          <w:lang w:val="en-US"/>
+        </w:rPr>
+        <w:t xml:space="preserve"> </w:t>
+      </w:r>
+    </w:p>
+    <w:p>
+      <w:pPr>
+        <w:rPr>
+          <w:b/>
+          <w:bCs/>
+          <w:lang w:val="en-US"/>
+        </w:rPr>
+      </w:pPr>
+    </w:p>
+    <w:p>
+      <w:pPr>
+        <w:rPr>
+          <w:b/>
+          <w:bCs/>
+          <w:lang w:val="en-US"/>
+        </w:rPr>
+      </w:pPr>
+      <w:r>
+        <w:rPr>
+          <w:b/>
+          <w:bCs/>
+          <w:lang w:val="en-US"/>
+        </w:rPr>
+        <w:t>/data/raw-data</w:t>
+      </w:r>
+      <w:r>
+        <w:rPr>
+          <w:b/>
+          <w:bCs/>
+          <w:lang w:val="en-US"/>
+        </w:rPr>
         <w:t>/</w:t>
       </w:r>
-      <w:proofErr w:type="spellStart"/>
-      <w:r>
-        <w:rPr>
-          <w:b/>
-          <w:bCs/>
-          <w:lang w:val="en-US"/>
-        </w:rPr>
-        <w:t>DistributionMaps</w:t>
-      </w:r>
-      <w:proofErr w:type="spellEnd"/>
+      <w:r>
+        <w:rPr>
+          <w:b/>
+          <w:bCs/>
+          <w:lang w:val="en-US"/>
+        </w:rPr>
+        <w:t>Grids</w:t>
+      </w:r>
       <w:r>
         <w:rPr>
           <w:b/>
@@ -2027,12 +1586,45 @@
         <w:rPr>
           <w:lang w:val="en-US"/>
         </w:rPr>
-        <w:t>Current and future</w:t>
-      </w:r>
-      <w:r>
-        <w:rPr>
-          <w:b/>
-          <w:bCs/>
+        <w:t>Spatial grids used to project the rasters generated through the workflow</w:t>
+      </w:r>
+      <w:r>
+        <w:rPr>
+          <w:lang w:val="en-US"/>
+        </w:rPr>
+        <w:t xml:space="preserve"> (</w:t>
+      </w:r>
+      <w:r>
+        <w:rPr>
+          <w:b/>
+          <w:bCs/>
+          <w:lang w:val="en-US"/>
+        </w:rPr>
+        <w:t>TIFF and GEOPACKAGE formats</w:t>
+      </w:r>
+      <w:r>
+        <w:rPr>
+          <w:b/>
+          <w:bCs/>
+          <w:lang w:val="en-US"/>
+        </w:rPr>
+        <w:t xml:space="preserve">, </w:t>
+      </w:r>
+      <w:r>
+        <w:rPr>
+          <w:lang w:val="en-US"/>
+        </w:rPr>
+        <w:t>1km</w:t>
+      </w:r>
+      <w:r>
+        <w:rPr>
+          <w:vertAlign w:val="superscript"/>
+          <w:lang w:val="en-US"/>
+        </w:rPr>
+        <w:t>2</w:t>
+      </w:r>
+      <w:r>
+        <w:rPr>
           <w:lang w:val="en-US"/>
         </w:rPr>
         <w:t xml:space="preserve"> </w:t>
@@ -2041,13 +1633,415 @@
         <w:rPr>
           <w:lang w:val="en-US"/>
         </w:rPr>
-        <w:t>s</w:t>
-      </w:r>
-      <w:r>
-        <w:rPr>
-          <w:lang w:val="en-US"/>
-        </w:rPr>
-        <w:t>pecies distribution model projections (</w:t>
+        <w:t>resolution</w:t>
+      </w:r>
+      <w:r>
+        <w:rPr>
+          <w:lang w:val="en-US"/>
+        </w:rPr>
+        <w:t>)</w:t>
+      </w:r>
+    </w:p>
+    <w:p>
+      <w:pPr>
+        <w:rPr>
+          <w:b/>
+          <w:bCs/>
+          <w:lang w:val="en-US"/>
+        </w:rPr>
+      </w:pPr>
+    </w:p>
+    <w:p>
+      <w:pPr>
+        <w:rPr>
+          <w:lang w:val="en-US"/>
+        </w:rPr>
+      </w:pPr>
+      <w:r>
+        <w:rPr>
+          <w:b/>
+          <w:bCs/>
+          <w:lang w:val="en-US"/>
+        </w:rPr>
+        <w:t>/data/raw-data</w:t>
+      </w:r>
+      <w:r>
+        <w:rPr>
+          <w:b/>
+          <w:bCs/>
+          <w:lang w:val="en-US"/>
+        </w:rPr>
+        <w:t>/HabitatPreference</w:t>
+      </w:r>
+      <w:r>
+        <w:rPr>
+          <w:lang w:val="en-US"/>
+        </w:rPr>
+        <w:t>: Species-habitat association (</w:t>
+      </w:r>
+      <w:r>
+        <w:rPr>
+          <w:b/>
+          <w:bCs/>
+          <w:lang w:val="en-US"/>
+        </w:rPr>
+        <w:t>JSON format</w:t>
+      </w:r>
+      <w:r>
+        <w:rPr>
+          <w:lang w:val="en-US"/>
+        </w:rPr>
+        <w:t>)</w:t>
+      </w:r>
+    </w:p>
+    <w:p>
+      <w:pPr>
+        <w:rPr>
+          <w:b/>
+          <w:bCs/>
+          <w:lang w:val="en-US"/>
+        </w:rPr>
+      </w:pPr>
+    </w:p>
+    <w:p>
+      <w:pPr>
+        <w:rPr>
+          <w:lang w:val="en-US"/>
+        </w:rPr>
+      </w:pPr>
+      <w:r>
+        <w:rPr>
+          <w:b/>
+          <w:bCs/>
+          <w:lang w:val="en-US"/>
+        </w:rPr>
+        <w:t>/data/raw-data</w:t>
+      </w:r>
+      <w:r>
+        <w:rPr>
+          <w:b/>
+          <w:bCs/>
+          <w:lang w:val="en-US"/>
+        </w:rPr>
+        <w:t xml:space="preserve">/LUMM: </w:t>
+      </w:r>
+      <w:r>
+        <w:rPr>
+          <w:lang w:val="en-US"/>
+        </w:rPr>
+        <w:t>Current and future (SSP1 and SSP3</w:t>
+      </w:r>
+      <w:r>
+        <w:rPr>
+          <w:lang w:val="en-US"/>
+        </w:rPr>
+        <w:t>, annual projections</w:t>
+      </w:r>
+      <w:r>
+        <w:rPr>
+          <w:lang w:val="en-US"/>
+        </w:rPr>
+        <w:t>) land use management maps at European scale</w:t>
+      </w:r>
+      <w:r>
+        <w:rPr>
+          <w:lang w:val="en-US"/>
+        </w:rPr>
+        <w:t xml:space="preserve"> (</w:t>
+      </w:r>
+      <w:r>
+        <w:rPr>
+          <w:b/>
+          <w:bCs/>
+          <w:lang w:val="en-US"/>
+        </w:rPr>
+        <w:t>TIFF and ASCII formats</w:t>
+      </w:r>
+      <w:r>
+        <w:rPr>
+          <w:b/>
+          <w:bCs/>
+          <w:lang w:val="en-US"/>
+        </w:rPr>
+        <w:t xml:space="preserve">, </w:t>
+      </w:r>
+      <w:r>
+        <w:rPr>
+          <w:lang w:val="en-US"/>
+        </w:rPr>
+        <w:t>1km</w:t>
+      </w:r>
+      <w:r>
+        <w:rPr>
+          <w:vertAlign w:val="superscript"/>
+          <w:lang w:val="en-US"/>
+        </w:rPr>
+        <w:t>2</w:t>
+      </w:r>
+      <w:r>
+        <w:rPr>
+          <w:lang w:val="en-US"/>
+        </w:rPr>
+        <w:t xml:space="preserve"> </w:t>
+      </w:r>
+      <w:r>
+        <w:rPr>
+          <w:lang w:val="en-US"/>
+        </w:rPr>
+        <w:t>resolution</w:t>
+      </w:r>
+      <w:r>
+        <w:rPr>
+          <w:lang w:val="en-US"/>
+        </w:rPr>
+        <w:t>)</w:t>
+      </w:r>
+    </w:p>
+    <w:p>
+      <w:pPr>
+        <w:rPr>
+          <w:lang w:val="en-US"/>
+        </w:rPr>
+      </w:pPr>
+    </w:p>
+    <w:p>
+      <w:pPr>
+        <w:rPr>
+          <w:b/>
+          <w:bCs/>
+          <w:lang w:val="en-US"/>
+        </w:rPr>
+      </w:pPr>
+      <w:r>
+        <w:rPr>
+          <w:b/>
+          <w:bCs/>
+          <w:lang w:val="en-US"/>
+        </w:rPr>
+        <w:t>/data/raw-data</w:t>
+      </w:r>
+      <w:r>
+        <w:rPr>
+          <w:b/>
+          <w:bCs/>
+          <w:lang w:val="en-US"/>
+        </w:rPr>
+        <w:t>/</w:t>
+      </w:r>
+      <w:r>
+        <w:rPr>
+          <w:b/>
+          <w:bCs/>
+          <w:lang w:val="en-US"/>
+        </w:rPr>
+        <w:t>ProtectedAreas</w:t>
+      </w:r>
+      <w:r>
+        <w:rPr>
+          <w:b/>
+          <w:bCs/>
+          <w:lang w:val="en-US"/>
+        </w:rPr>
+        <w:t xml:space="preserve">: </w:t>
+      </w:r>
+      <w:r>
+        <w:rPr>
+          <w:lang w:val="en-US"/>
+        </w:rPr>
+        <w:t xml:space="preserve">Delineation of protected areas </w:t>
+      </w:r>
+      <w:r>
+        <w:rPr>
+          <w:b/>
+          <w:bCs/>
+          <w:lang w:val="en-US"/>
+        </w:rPr>
+        <w:t xml:space="preserve">(Shapefile format) </w:t>
+      </w:r>
+      <w:r>
+        <w:rPr>
+          <w:lang w:val="en-US"/>
+        </w:rPr>
+        <w:t>and pairwise distances among these protected areas</w:t>
+      </w:r>
+      <w:r>
+        <w:rPr>
+          <w:b/>
+          <w:bCs/>
+          <w:lang w:val="en-US"/>
+        </w:rPr>
+        <w:t xml:space="preserve"> (</w:t>
+      </w:r>
+      <w:r>
+        <w:rPr>
+          <w:lang w:val="en-US"/>
+        </w:rPr>
+        <w:t>Distance_btw_Protections_No-overlap,</w:t>
+      </w:r>
+      <w:r>
+        <w:rPr>
+          <w:b/>
+          <w:bCs/>
+          <w:lang w:val="en-US"/>
+        </w:rPr>
+        <w:t xml:space="preserve"> RDS format</w:t>
+      </w:r>
+      <w:r>
+        <w:rPr>
+          <w:lang w:val="en-US"/>
+        </w:rPr>
+        <w:t>)</w:t>
+      </w:r>
+    </w:p>
+    <w:p>
+      <w:pPr>
+        <w:rPr>
+          <w:b/>
+          <w:bCs/>
+          <w:lang w:val="en-US"/>
+        </w:rPr>
+      </w:pPr>
+    </w:p>
+    <w:p>
+      <w:pPr>
+        <w:pStyle w:val="Titre1"/>
+        <w:rPr>
+          <w:lang w:val="en-US"/>
+        </w:rPr>
+      </w:pPr>
+      <w:r>
+        <w:rPr>
+          <w:lang w:val="en-US"/>
+        </w:rPr>
+        <w:t xml:space="preserve">/data/derived-data/: Derived data from the raw data </w:t>
+      </w:r>
+    </w:p>
+    <w:p>
+      <w:pPr>
+        <w:rPr>
+          <w:b/>
+          <w:bCs/>
+          <w:lang w:val="en-US"/>
+        </w:rPr>
+      </w:pPr>
+    </w:p>
+    <w:p>
+      <w:pPr>
+        <w:rPr>
+          <w:lang w:val="en-US"/>
+        </w:rPr>
+      </w:pPr>
+      <w:r>
+        <w:rPr>
+          <w:b/>
+          <w:bCs/>
+          <w:lang w:val="en-US"/>
+        </w:rPr>
+        <w:t>/data/derived-data</w:t>
+      </w:r>
+      <w:r>
+        <w:rPr>
+          <w:b/>
+          <w:bCs/>
+          <w:lang w:val="en-US"/>
+        </w:rPr>
+        <w:t>/</w:t>
+      </w:r>
+      <w:r>
+        <w:rPr>
+          <w:b/>
+          <w:bCs/>
+          <w:lang w:val="en-US"/>
+        </w:rPr>
+        <w:t>BatchRun</w:t>
+      </w:r>
+      <w:r>
+        <w:rPr>
+          <w:b/>
+          <w:bCs/>
+          <w:lang w:val="en-US"/>
+        </w:rPr>
+        <w:t xml:space="preserve">: </w:t>
+      </w:r>
+      <w:r>
+        <w:rPr>
+          <w:lang w:val="en-US"/>
+        </w:rPr>
+        <w:t xml:space="preserve">Files listing all parameter combinations (used for parallel processing, </w:t>
+      </w:r>
+      <w:r>
+        <w:rPr>
+          <w:b/>
+          <w:bCs/>
+          <w:lang w:val="en-US"/>
+        </w:rPr>
+        <w:t>TEXT format</w:t>
+      </w:r>
+      <w:r>
+        <w:rPr>
+          <w:lang w:val="en-US"/>
+        </w:rPr>
+        <w:t xml:space="preserve">) </w:t>
+      </w:r>
+    </w:p>
+    <w:p>
+      <w:pPr>
+        <w:rPr>
+          <w:lang w:val="en-US"/>
+        </w:rPr>
+      </w:pPr>
+    </w:p>
+    <w:p>
+      <w:pPr>
+        <w:rPr>
+          <w:lang w:val="en-US"/>
+        </w:rPr>
+      </w:pPr>
+      <w:r>
+        <w:rPr>
+          <w:b/>
+          <w:bCs/>
+          <w:lang w:val="en-US"/>
+        </w:rPr>
+        <w:t>/data/derived-data</w:t>
+      </w:r>
+      <w:r>
+        <w:rPr>
+          <w:b/>
+          <w:bCs/>
+          <w:lang w:val="en-US"/>
+        </w:rPr>
+        <w:t>/ConditionLayers</w:t>
+      </w:r>
+      <w:r>
+        <w:rPr>
+          <w:lang w:val="en-US"/>
+        </w:rPr>
+        <w:t xml:space="preserve">: </w:t>
+      </w:r>
+      <w:r>
+        <w:rPr>
+          <w:lang w:val="en-US"/>
+        </w:rPr>
+        <w:t>Condition</w:t>
+      </w:r>
+      <w:r>
+        <w:rPr>
+          <w:lang w:val="en-US"/>
+        </w:rPr>
+        <w:t xml:space="preserve"> maps used to run the conditional options of the Omniscape algorithm</w:t>
+      </w:r>
+      <w:r>
+        <w:rPr>
+          <w:lang w:val="en-US"/>
+        </w:rPr>
+        <w:t>, one for each group and parameter combination</w:t>
+      </w:r>
+      <w:r>
+        <w:rPr>
+          <w:lang w:val="en-US"/>
+        </w:rPr>
+        <w:t xml:space="preserve"> (</w:t>
       </w:r>
       <w:r>
         <w:rPr>
@@ -2059,17 +2053,9 @@
       </w:r>
       <w:r>
         <w:rPr>
-          <w:b/>
-          <w:bCs/>
-          <w:lang w:val="en-US"/>
-        </w:rPr>
-        <w:t xml:space="preserve">, </w:t>
-      </w:r>
-      <w:r>
-        <w:rPr>
-          <w:lang w:val="en-US"/>
-        </w:rPr>
-        <w:t>1km</w:t>
+          <w:lang w:val="en-US"/>
+        </w:rPr>
+        <w:t>, 1km</w:t>
       </w:r>
       <w:r>
         <w:rPr>
@@ -2082,13 +2068,31 @@
         <w:rPr>
           <w:lang w:val="en-US"/>
         </w:rPr>
-        <w:t xml:space="preserve"> </w:t>
-      </w:r>
-      <w:r>
-        <w:rPr>
-          <w:lang w:val="en-US"/>
-        </w:rPr>
-        <w:t>resolution</w:t>
+        <w:t xml:space="preserve"> resolution</w:t>
+      </w:r>
+      <w:r>
+        <w:rPr>
+          <w:lang w:val="en-US"/>
+        </w:rPr>
+        <w:t xml:space="preserve"> – also available at</w:t>
+      </w:r>
+      <w:r>
+        <w:rPr>
+          <w:lang w:val="en-US"/>
+        </w:rPr>
+        <w:t xml:space="preserve"> 100m </w:t>
+      </w:r>
+      <w:r>
+        <w:rPr>
+          <w:lang w:val="en-US"/>
+        </w:rPr>
+        <w:t xml:space="preserve">resolution </w:t>
+      </w:r>
+      <w:r>
+        <w:rPr>
+          <w:lang w:val="en-US"/>
+        </w:rPr>
+        <w:t>for species dispersing less than 1km</w:t>
       </w:r>
       <w:r>
         <w:rPr>
@@ -2103,536 +2107,6 @@
           <w:lang w:val="en-US"/>
         </w:rPr>
       </w:pPr>
-      <w:r>
-        <w:rPr>
-          <w:lang w:val="en-US"/>
-        </w:rPr>
-        <w:t>Future projections include two SSP scenarios (SSP1 and SSP3) using 3 Global Circulation Models: GFDL-ESM4, MPI-ESM1-2-HR and UKESM1-0-LL</w:t>
-      </w:r>
-    </w:p>
-    <w:p>
-      <w:pPr>
-        <w:rPr>
-          <w:lang w:val="en-US"/>
-        </w:rPr>
-      </w:pPr>
-    </w:p>
-    <w:p>
-      <w:pPr>
-        <w:rPr>
-          <w:b/>
-          <w:bCs/>
-          <w:lang w:val="en-US"/>
-        </w:rPr>
-      </w:pPr>
-      <w:r>
-        <w:rPr>
-          <w:b/>
-          <w:bCs/>
-          <w:lang w:val="en-US"/>
-        </w:rPr>
-        <w:t>/data/raw-data</w:t>
-      </w:r>
-      <w:r>
-        <w:rPr>
-          <w:b/>
-          <w:bCs/>
-          <w:lang w:val="en-US"/>
-        </w:rPr>
-        <w:t>/</w:t>
-      </w:r>
-      <w:proofErr w:type="spellStart"/>
-      <w:r>
-        <w:rPr>
-          <w:b/>
-          <w:bCs/>
-          <w:lang w:val="en-US"/>
-        </w:rPr>
-        <w:t>FunctionalGroups</w:t>
-      </w:r>
-      <w:proofErr w:type="spellEnd"/>
-      <w:r>
-        <w:rPr>
-          <w:b/>
-          <w:bCs/>
-          <w:lang w:val="en-US"/>
-        </w:rPr>
-        <w:t xml:space="preserve">: </w:t>
-      </w:r>
-      <w:r>
-        <w:rPr>
-          <w:lang w:val="en-US"/>
-        </w:rPr>
-        <w:t xml:space="preserve">Species lists </w:t>
-      </w:r>
-      <w:proofErr w:type="spellStart"/>
-      <w:r>
-        <w:rPr>
-          <w:lang w:val="en-US"/>
-        </w:rPr>
-        <w:t>splitted</w:t>
-      </w:r>
-      <w:proofErr w:type="spellEnd"/>
-      <w:r>
-        <w:rPr>
-          <w:lang w:val="en-US"/>
-        </w:rPr>
-        <w:t xml:space="preserve"> by taxonomical groups, each file contains a column cluster.id indicating to which functional group the species belongs</w:t>
-      </w:r>
-      <w:r>
-        <w:rPr>
-          <w:lang w:val="en-US"/>
-        </w:rPr>
-        <w:t xml:space="preserve"> (</w:t>
-      </w:r>
-      <w:r>
-        <w:rPr>
-          <w:b/>
-          <w:bCs/>
-          <w:lang w:val="en-US"/>
-        </w:rPr>
-        <w:t>EXCEL format</w:t>
-      </w:r>
-      <w:r>
-        <w:rPr>
-          <w:lang w:val="en-US"/>
-        </w:rPr>
-        <w:t>)</w:t>
-      </w:r>
-      <w:r>
-        <w:rPr>
-          <w:b/>
-          <w:bCs/>
-          <w:lang w:val="en-US"/>
-        </w:rPr>
-        <w:t xml:space="preserve"> </w:t>
-      </w:r>
-    </w:p>
-    <w:p>
-      <w:pPr>
-        <w:rPr>
-          <w:b/>
-          <w:bCs/>
-          <w:lang w:val="en-US"/>
-        </w:rPr>
-      </w:pPr>
-    </w:p>
-    <w:p>
-      <w:pPr>
-        <w:rPr>
-          <w:b/>
-          <w:bCs/>
-          <w:lang w:val="en-US"/>
-        </w:rPr>
-      </w:pPr>
-      <w:r>
-        <w:rPr>
-          <w:b/>
-          <w:bCs/>
-          <w:lang w:val="en-US"/>
-        </w:rPr>
-        <w:t>/data/raw-data</w:t>
-      </w:r>
-      <w:r>
-        <w:rPr>
-          <w:b/>
-          <w:bCs/>
-          <w:lang w:val="en-US"/>
-        </w:rPr>
-        <w:t>/</w:t>
-      </w:r>
-      <w:r>
-        <w:rPr>
-          <w:b/>
-          <w:bCs/>
-          <w:lang w:val="en-US"/>
-        </w:rPr>
-        <w:t>Grids</w:t>
-      </w:r>
-      <w:r>
-        <w:rPr>
-          <w:b/>
-          <w:bCs/>
-          <w:lang w:val="en-US"/>
-        </w:rPr>
-        <w:t xml:space="preserve">: </w:t>
-      </w:r>
-      <w:r>
-        <w:rPr>
-          <w:lang w:val="en-US"/>
-        </w:rPr>
-        <w:t xml:space="preserve">Spatial grids used to project the </w:t>
-      </w:r>
-      <w:proofErr w:type="spellStart"/>
-      <w:r>
-        <w:rPr>
-          <w:lang w:val="en-US"/>
-        </w:rPr>
-        <w:t>rasters</w:t>
-      </w:r>
-      <w:proofErr w:type="spellEnd"/>
-      <w:r>
-        <w:rPr>
-          <w:lang w:val="en-US"/>
-        </w:rPr>
-        <w:t xml:space="preserve"> generated through the workflow</w:t>
-      </w:r>
-      <w:r>
-        <w:rPr>
-          <w:lang w:val="en-US"/>
-        </w:rPr>
-        <w:t xml:space="preserve"> (</w:t>
-      </w:r>
-      <w:r>
-        <w:rPr>
-          <w:b/>
-          <w:bCs/>
-          <w:lang w:val="en-US"/>
-        </w:rPr>
-        <w:t>TIFF and GEOPACKAGE formats</w:t>
-      </w:r>
-      <w:r>
-        <w:rPr>
-          <w:b/>
-          <w:bCs/>
-          <w:lang w:val="en-US"/>
-        </w:rPr>
-        <w:t xml:space="preserve">, </w:t>
-      </w:r>
-      <w:r>
-        <w:rPr>
-          <w:lang w:val="en-US"/>
-        </w:rPr>
-        <w:t>1km</w:t>
-      </w:r>
-      <w:r>
-        <w:rPr>
-          <w:vertAlign w:val="superscript"/>
-          <w:lang w:val="en-US"/>
-        </w:rPr>
-        <w:t>2</w:t>
-      </w:r>
-      <w:r>
-        <w:rPr>
-          <w:lang w:val="en-US"/>
-        </w:rPr>
-        <w:t xml:space="preserve"> </w:t>
-      </w:r>
-      <w:r>
-        <w:rPr>
-          <w:lang w:val="en-US"/>
-        </w:rPr>
-        <w:t>resolution</w:t>
-      </w:r>
-      <w:r>
-        <w:rPr>
-          <w:lang w:val="en-US"/>
-        </w:rPr>
-        <w:t>)</w:t>
-      </w:r>
-    </w:p>
-    <w:p>
-      <w:pPr>
-        <w:rPr>
-          <w:b/>
-          <w:bCs/>
-          <w:lang w:val="en-US"/>
-        </w:rPr>
-      </w:pPr>
-    </w:p>
-    <w:p>
-      <w:pPr>
-        <w:rPr>
-          <w:lang w:val="en-US"/>
-        </w:rPr>
-      </w:pPr>
-      <w:r>
-        <w:rPr>
-          <w:b/>
-          <w:bCs/>
-          <w:lang w:val="en-US"/>
-        </w:rPr>
-        <w:t>/data/raw-data</w:t>
-      </w:r>
-      <w:r>
-        <w:rPr>
-          <w:b/>
-          <w:bCs/>
-          <w:lang w:val="en-US"/>
-        </w:rPr>
-        <w:t>/</w:t>
-      </w:r>
-      <w:proofErr w:type="spellStart"/>
-      <w:r>
-        <w:rPr>
-          <w:b/>
-          <w:bCs/>
-          <w:lang w:val="en-US"/>
-        </w:rPr>
-        <w:t>HabitatPreference</w:t>
-      </w:r>
-      <w:proofErr w:type="spellEnd"/>
-      <w:r>
-        <w:rPr>
-          <w:lang w:val="en-US"/>
-        </w:rPr>
-        <w:t>: Species-habitat association (</w:t>
-      </w:r>
-      <w:r>
-        <w:rPr>
-          <w:b/>
-          <w:bCs/>
-          <w:lang w:val="en-US"/>
-        </w:rPr>
-        <w:t>JSON format</w:t>
-      </w:r>
-      <w:r>
-        <w:rPr>
-          <w:lang w:val="en-US"/>
-        </w:rPr>
-        <w:t>)</w:t>
-      </w:r>
-    </w:p>
-    <w:p>
-      <w:pPr>
-        <w:rPr>
-          <w:b/>
-          <w:bCs/>
-          <w:lang w:val="en-US"/>
-        </w:rPr>
-      </w:pPr>
-    </w:p>
-    <w:p>
-      <w:pPr>
-        <w:rPr>
-          <w:lang w:val="en-US"/>
-        </w:rPr>
-      </w:pPr>
-      <w:r>
-        <w:rPr>
-          <w:b/>
-          <w:bCs/>
-          <w:lang w:val="en-US"/>
-        </w:rPr>
-        <w:t>/data/raw-data</w:t>
-      </w:r>
-      <w:r>
-        <w:rPr>
-          <w:b/>
-          <w:bCs/>
-          <w:lang w:val="en-US"/>
-        </w:rPr>
-        <w:t xml:space="preserve">/LUMM: </w:t>
-      </w:r>
-      <w:r>
-        <w:rPr>
-          <w:lang w:val="en-US"/>
-        </w:rPr>
-        <w:t>Current and future (SSP1 and SSP3</w:t>
-      </w:r>
-      <w:r>
-        <w:rPr>
-          <w:lang w:val="en-US"/>
-        </w:rPr>
-        <w:t>, annual projections</w:t>
-      </w:r>
-      <w:r>
-        <w:rPr>
-          <w:lang w:val="en-US"/>
-        </w:rPr>
-        <w:t>) land use management maps at European scale</w:t>
-      </w:r>
-      <w:r>
-        <w:rPr>
-          <w:lang w:val="en-US"/>
-        </w:rPr>
-        <w:t xml:space="preserve"> (</w:t>
-      </w:r>
-      <w:r>
-        <w:rPr>
-          <w:b/>
-          <w:bCs/>
-          <w:lang w:val="en-US"/>
-        </w:rPr>
-        <w:t>TIFF and ASCII formats</w:t>
-      </w:r>
-      <w:r>
-        <w:rPr>
-          <w:b/>
-          <w:bCs/>
-          <w:lang w:val="en-US"/>
-        </w:rPr>
-        <w:t xml:space="preserve">, </w:t>
-      </w:r>
-      <w:r>
-        <w:rPr>
-          <w:lang w:val="en-US"/>
-        </w:rPr>
-        <w:t>1km</w:t>
-      </w:r>
-      <w:r>
-        <w:rPr>
-          <w:vertAlign w:val="superscript"/>
-          <w:lang w:val="en-US"/>
-        </w:rPr>
-        <w:t>2</w:t>
-      </w:r>
-      <w:r>
-        <w:rPr>
-          <w:lang w:val="en-US"/>
-        </w:rPr>
-        <w:t xml:space="preserve"> </w:t>
-      </w:r>
-      <w:r>
-        <w:rPr>
-          <w:lang w:val="en-US"/>
-        </w:rPr>
-        <w:t>resolution</w:t>
-      </w:r>
-      <w:r>
-        <w:rPr>
-          <w:lang w:val="en-US"/>
-        </w:rPr>
-        <w:t>)</w:t>
-      </w:r>
-    </w:p>
-    <w:p>
-      <w:pPr>
-        <w:rPr>
-          <w:lang w:val="en-US"/>
-        </w:rPr>
-      </w:pPr>
-    </w:p>
-    <w:p>
-      <w:pPr>
-        <w:rPr>
-          <w:b/>
-          <w:bCs/>
-          <w:lang w:val="en-US"/>
-        </w:rPr>
-      </w:pPr>
-      <w:r>
-        <w:rPr>
-          <w:b/>
-          <w:bCs/>
-          <w:lang w:val="en-US"/>
-        </w:rPr>
-        <w:t>/data/raw-data</w:t>
-      </w:r>
-      <w:r>
-        <w:rPr>
-          <w:b/>
-          <w:bCs/>
-          <w:lang w:val="en-US"/>
-        </w:rPr>
-        <w:t>/</w:t>
-      </w:r>
-      <w:proofErr w:type="spellStart"/>
-      <w:r>
-        <w:rPr>
-          <w:b/>
-          <w:bCs/>
-          <w:lang w:val="en-US"/>
-        </w:rPr>
-        <w:t>ProtectedAreas</w:t>
-      </w:r>
-      <w:proofErr w:type="spellEnd"/>
-      <w:r>
-        <w:rPr>
-          <w:b/>
-          <w:bCs/>
-          <w:lang w:val="en-US"/>
-        </w:rPr>
-        <w:t xml:space="preserve">: </w:t>
-      </w:r>
-      <w:r>
-        <w:rPr>
-          <w:lang w:val="en-US"/>
-        </w:rPr>
-        <w:t xml:space="preserve">Delineation of protected areas </w:t>
-      </w:r>
-      <w:r>
-        <w:rPr>
-          <w:b/>
-          <w:bCs/>
-          <w:lang w:val="en-US"/>
-        </w:rPr>
-        <w:t xml:space="preserve">(Shapefile format) </w:t>
-      </w:r>
-      <w:r>
-        <w:rPr>
-          <w:lang w:val="en-US"/>
-        </w:rPr>
-        <w:t>and pairwise distances among these protected areas</w:t>
-      </w:r>
-      <w:r>
-        <w:rPr>
-          <w:b/>
-          <w:bCs/>
-          <w:lang w:val="en-US"/>
-        </w:rPr>
-        <w:t xml:space="preserve"> (</w:t>
-      </w:r>
-      <w:proofErr w:type="spellStart"/>
-      <w:r>
-        <w:rPr>
-          <w:lang w:val="en-US"/>
-        </w:rPr>
-        <w:t>Distance_btw_Protections_No</w:t>
-      </w:r>
-      <w:proofErr w:type="spellEnd"/>
-      <w:r>
-        <w:rPr>
-          <w:lang w:val="en-US"/>
-        </w:rPr>
-        <w:t>-overlap,</w:t>
-      </w:r>
-      <w:r>
-        <w:rPr>
-          <w:b/>
-          <w:bCs/>
-          <w:lang w:val="en-US"/>
-        </w:rPr>
-        <w:t xml:space="preserve"> RDS format</w:t>
-      </w:r>
-      <w:r>
-        <w:rPr>
-          <w:lang w:val="en-US"/>
-        </w:rPr>
-        <w:t>)</w:t>
-      </w:r>
-    </w:p>
-    <w:p>
-      <w:pPr>
-        <w:rPr>
-          <w:b/>
-          <w:bCs/>
-          <w:lang w:val="en-US"/>
-        </w:rPr>
-      </w:pPr>
-    </w:p>
-    <w:p>
-      <w:pPr>
-        <w:pStyle w:val="Titre1"/>
-        <w:rPr>
-          <w:lang w:val="en-US"/>
-        </w:rPr>
-      </w:pPr>
-      <w:r>
-        <w:rPr>
-          <w:lang w:val="en-US"/>
-        </w:rPr>
-        <w:t xml:space="preserve">/data/derived-data/: Derived data from the raw data </w:t>
-      </w:r>
-    </w:p>
-    <w:p>
-      <w:pPr>
-        <w:rPr>
-          <w:b/>
-          <w:bCs/>
-          <w:lang w:val="en-US"/>
-        </w:rPr>
-      </w:pPr>
     </w:p>
     <w:p>
       <w:pPr>
@@ -2654,234 +2128,7 @@
           <w:bCs/>
           <w:lang w:val="en-US"/>
         </w:rPr>
-        <w:t>/</w:t>
-      </w:r>
-      <w:proofErr w:type="spellStart"/>
-      <w:r>
-        <w:rPr>
-          <w:b/>
-          <w:bCs/>
-          <w:lang w:val="en-US"/>
-        </w:rPr>
-        <w:t>BatchRun</w:t>
-      </w:r>
-      <w:proofErr w:type="spellEnd"/>
-      <w:r>
-        <w:rPr>
-          <w:b/>
-          <w:bCs/>
-          <w:lang w:val="en-US"/>
-        </w:rPr>
-        <w:t xml:space="preserve">: </w:t>
-      </w:r>
-      <w:r>
-        <w:rPr>
-          <w:lang w:val="en-US"/>
-        </w:rPr>
-        <w:t xml:space="preserve">Files listing all parameter combinations (used for parallel processing, </w:t>
-      </w:r>
-      <w:r>
-        <w:rPr>
-          <w:b/>
-          <w:bCs/>
-          <w:lang w:val="en-US"/>
-        </w:rPr>
-        <w:t>TEXT format</w:t>
-      </w:r>
-      <w:r>
-        <w:rPr>
-          <w:lang w:val="en-US"/>
-        </w:rPr>
-        <w:t xml:space="preserve">) </w:t>
-      </w:r>
-    </w:p>
-    <w:p>
-      <w:pPr>
-        <w:rPr>
-          <w:lang w:val="en-US"/>
-        </w:rPr>
-      </w:pPr>
-    </w:p>
-    <w:p>
-      <w:pPr>
-        <w:rPr>
-          <w:lang w:val="en-US"/>
-        </w:rPr>
-      </w:pPr>
-      <w:r>
-        <w:rPr>
-          <w:b/>
-          <w:bCs/>
-          <w:lang w:val="en-US"/>
-        </w:rPr>
-        <w:t>/data/derived-data</w:t>
-      </w:r>
-      <w:r>
-        <w:rPr>
-          <w:b/>
-          <w:bCs/>
-          <w:lang w:val="en-US"/>
-        </w:rPr>
-        <w:t>/</w:t>
-      </w:r>
-      <w:proofErr w:type="spellStart"/>
-      <w:r>
-        <w:rPr>
-          <w:b/>
-          <w:bCs/>
-          <w:lang w:val="en-US"/>
-        </w:rPr>
-        <w:t>ConditionLayers</w:t>
-      </w:r>
-      <w:proofErr w:type="spellEnd"/>
-      <w:r>
-        <w:rPr>
-          <w:lang w:val="en-US"/>
-        </w:rPr>
-        <w:t xml:space="preserve">: </w:t>
-      </w:r>
-      <w:r>
-        <w:rPr>
-          <w:lang w:val="en-US"/>
-        </w:rPr>
-        <w:t>Condition</w:t>
-      </w:r>
-      <w:r>
-        <w:rPr>
-          <w:lang w:val="en-US"/>
-        </w:rPr>
-        <w:t xml:space="preserve"> maps used to run the conditional options of the </w:t>
-      </w:r>
-      <w:proofErr w:type="spellStart"/>
-      <w:r>
-        <w:rPr>
-          <w:lang w:val="en-US"/>
-        </w:rPr>
-        <w:t>Omniscape</w:t>
-      </w:r>
-      <w:proofErr w:type="spellEnd"/>
-      <w:r>
-        <w:rPr>
-          <w:lang w:val="en-US"/>
-        </w:rPr>
-        <w:t xml:space="preserve"> algorithm</w:t>
-      </w:r>
-      <w:r>
-        <w:rPr>
-          <w:lang w:val="en-US"/>
-        </w:rPr>
-        <w:t>, one for each group and parameter combination</w:t>
-      </w:r>
-      <w:r>
-        <w:rPr>
-          <w:lang w:val="en-US"/>
-        </w:rPr>
-        <w:t xml:space="preserve"> (</w:t>
-      </w:r>
-      <w:r>
-        <w:rPr>
-          <w:b/>
-          <w:bCs/>
-          <w:lang w:val="en-US"/>
-        </w:rPr>
-        <w:t>TIFF format</w:t>
-      </w:r>
-      <w:r>
-        <w:rPr>
-          <w:lang w:val="en-US"/>
-        </w:rPr>
-        <w:t>, 1km</w:t>
-      </w:r>
-      <w:r>
-        <w:rPr>
-          <w:vertAlign w:val="superscript"/>
-          <w:lang w:val="en-US"/>
-        </w:rPr>
-        <w:t>2</w:t>
-      </w:r>
-      <w:r>
-        <w:rPr>
-          <w:lang w:val="en-US"/>
-        </w:rPr>
-        <w:t xml:space="preserve"> resolution</w:t>
-      </w:r>
-      <w:r>
-        <w:rPr>
-          <w:lang w:val="en-US"/>
-        </w:rPr>
-        <w:t xml:space="preserve"> – also available at</w:t>
-      </w:r>
-      <w:r>
-        <w:rPr>
-          <w:lang w:val="en-US"/>
-        </w:rPr>
-        <w:t xml:space="preserve"> 100m </w:t>
-      </w:r>
-      <w:r>
-        <w:rPr>
-          <w:lang w:val="en-US"/>
-        </w:rPr>
-        <w:t xml:space="preserve">resolution </w:t>
-      </w:r>
-      <w:r>
-        <w:rPr>
-          <w:lang w:val="en-US"/>
-        </w:rPr>
-        <w:t>for species dispersing less than 1km</w:t>
-      </w:r>
-      <w:r>
-        <w:rPr>
-          <w:lang w:val="en-US"/>
-        </w:rPr>
-        <w:t>)</w:t>
-      </w:r>
-    </w:p>
-    <w:p>
-      <w:pPr>
-        <w:rPr>
-          <w:lang w:val="en-US"/>
-        </w:rPr>
-      </w:pPr>
-    </w:p>
-    <w:p>
-      <w:pPr>
-        <w:rPr>
-          <w:lang w:val="en-US"/>
-        </w:rPr>
-      </w:pPr>
-      <w:r>
-        <w:rPr>
-          <w:b/>
-          <w:bCs/>
-          <w:lang w:val="en-US"/>
-        </w:rPr>
-        <w:t>/data/derived-data</w:t>
-      </w:r>
-      <w:r>
-        <w:rPr>
-          <w:b/>
-          <w:bCs/>
-          <w:lang w:val="en-US"/>
-        </w:rPr>
-        <w:t>/</w:t>
-      </w:r>
-      <w:proofErr w:type="spellStart"/>
-      <w:r>
-        <w:rPr>
-          <w:b/>
-          <w:bCs/>
-          <w:lang w:val="en-US"/>
-        </w:rPr>
-        <w:t>DistributionMaps</w:t>
-      </w:r>
-      <w:proofErr w:type="spellEnd"/>
-      <w:r>
-        <w:rPr>
-          <w:b/>
-          <w:bCs/>
-          <w:lang w:val="en-US"/>
-        </w:rPr>
-        <w:t xml:space="preserve">: </w:t>
+        <w:t xml:space="preserve">/DistributionMaps: </w:t>
       </w:r>
       <w:r>
         <w:rPr>
@@ -3098,7 +2345,6 @@
         </w:rPr>
         <w:t>/</w:t>
       </w:r>
-      <w:proofErr w:type="spellStart"/>
       <w:r>
         <w:rPr>
           <w:b/>
@@ -3107,7 +2353,6 @@
         </w:rPr>
         <w:t>OmniscapeOutput</w:t>
       </w:r>
-      <w:proofErr w:type="spellEnd"/>
       <w:r>
         <w:rPr>
           <w:b/>
@@ -3132,21 +2377,7 @@
         <w:rPr>
           <w:lang w:val="en-US"/>
         </w:rPr>
-        <w:t xml:space="preserve"> produced by the </w:t>
-      </w:r>
-      <w:proofErr w:type="spellStart"/>
-      <w:r>
-        <w:rPr>
-          <w:lang w:val="en-US"/>
-        </w:rPr>
-        <w:t>Omniscape</w:t>
-      </w:r>
-      <w:proofErr w:type="spellEnd"/>
-      <w:r>
-        <w:rPr>
-          <w:lang w:val="en-US"/>
-        </w:rPr>
-        <w:t xml:space="preserve"> algorithm, one folder per species group and parameter combination (</w:t>
+        <w:t xml:space="preserve"> produced by the Omniscape algorithm, one folder per species group and parameter combination (</w:t>
       </w:r>
       <w:r>
         <w:rPr>
@@ -3223,18 +2454,137 @@
           <w:bCs/>
           <w:lang w:val="en-US"/>
         </w:rPr>
+        <w:t xml:space="preserve">/OmiscapeParamFiles: </w:t>
+      </w:r>
+      <w:r>
+        <w:rPr>
+          <w:lang w:val="en-US"/>
+        </w:rPr>
+        <w:t>Omniscape parameter file, one folder per species group and parameter combination</w:t>
+      </w:r>
+      <w:r>
+        <w:rPr>
+          <w:lang w:val="en-US"/>
+        </w:rPr>
+        <w:t xml:space="preserve"> (</w:t>
+      </w:r>
+      <w:r>
+        <w:rPr>
+          <w:b/>
+          <w:bCs/>
+          <w:lang w:val="en-US"/>
+        </w:rPr>
+        <w:t>INI format</w:t>
+      </w:r>
+      <w:r>
+        <w:rPr>
+          <w:lang w:val="en-US"/>
+        </w:rPr>
+        <w:t>)</w:t>
+      </w:r>
+    </w:p>
+    <w:p>
+      <w:pPr>
+        <w:rPr>
+          <w:lang w:val="en-US"/>
+        </w:rPr>
+      </w:pPr>
+      <w:r>
+        <w:rPr>
+          <w:b/>
+          <w:bCs/>
+          <w:lang w:val="en-US"/>
+        </w:rPr>
+        <w:t>/data/derived-data</w:t>
+      </w:r>
+      <w:r>
+        <w:rPr>
+          <w:b/>
+          <w:bCs/>
+          <w:lang w:val="en-US"/>
+        </w:rPr>
         <w:t>/</w:t>
       </w:r>
-      <w:proofErr w:type="spellStart"/>
-      <w:r>
-        <w:rPr>
-          <w:b/>
-          <w:bCs/>
-          <w:lang w:val="en-US"/>
-        </w:rPr>
-        <w:t>OmiscapeParamFiles</w:t>
-      </w:r>
-      <w:proofErr w:type="spellEnd"/>
+      <w:r>
+        <w:rPr>
+          <w:b/>
+          <w:bCs/>
+          <w:lang w:val="en-US"/>
+        </w:rPr>
+        <w:t>OmniscapeTemplate.ini</w:t>
+      </w:r>
+      <w:r>
+        <w:rPr>
+          <w:b/>
+          <w:bCs/>
+          <w:lang w:val="en-US"/>
+        </w:rPr>
+        <w:t xml:space="preserve"> : </w:t>
+      </w:r>
+      <w:r>
+        <w:rPr>
+          <w:lang w:val="en-US"/>
+        </w:rPr>
+        <w:t>empty template for the Omniscape parameter file</w:t>
+      </w:r>
+      <w:r>
+        <w:rPr>
+          <w:lang w:val="en-US"/>
+        </w:rPr>
+        <w:t xml:space="preserve"> (</w:t>
+      </w:r>
+      <w:r>
+        <w:rPr>
+          <w:b/>
+          <w:bCs/>
+          <w:lang w:val="en-US"/>
+        </w:rPr>
+        <w:t>INI format</w:t>
+      </w:r>
+      <w:r>
+        <w:rPr>
+          <w:lang w:val="en-US"/>
+        </w:rPr>
+        <w:t>)</w:t>
+      </w:r>
+    </w:p>
+    <w:p>
+      <w:pPr>
+        <w:rPr>
+          <w:lang w:val="en-US"/>
+        </w:rPr>
+      </w:pPr>
+    </w:p>
+    <w:p>
+      <w:pPr>
+        <w:rPr>
+          <w:lang w:val="en-US"/>
+        </w:rPr>
+      </w:pPr>
+      <w:r>
+        <w:rPr>
+          <w:b/>
+          <w:bCs/>
+          <w:lang w:val="en-US"/>
+        </w:rPr>
+        <w:t>/data/derived-data</w:t>
+      </w:r>
+      <w:r>
+        <w:rPr>
+          <w:b/>
+          <w:bCs/>
+          <w:lang w:val="en-US"/>
+        </w:rPr>
+        <w:t>/</w:t>
+      </w:r>
+      <w:r>
+        <w:rPr>
+          <w:b/>
+          <w:bCs/>
+          <w:lang w:val="en-US"/>
+        </w:rPr>
+        <w:t>ResistanceSurfaces</w:t>
+      </w:r>
       <w:r>
         <w:rPr>
           <w:b/>
@@ -3243,19 +2593,17 @@
         </w:rPr>
         <w:t xml:space="preserve">: </w:t>
       </w:r>
-      <w:proofErr w:type="spellStart"/>
-      <w:r>
-        <w:rPr>
-          <w:lang w:val="en-US"/>
-        </w:rPr>
-        <w:t>Omniscape</w:t>
-      </w:r>
-      <w:proofErr w:type="spellEnd"/>
-      <w:r>
-        <w:rPr>
-          <w:lang w:val="en-US"/>
-        </w:rPr>
-        <w:t xml:space="preserve"> parameter file, one folder per species group and parameter combination</w:t>
+      <w:r>
+        <w:rPr>
+          <w:lang w:val="en-US"/>
+        </w:rPr>
+        <w:t>Resistance maps used as input of the Omniscape algorithm</w:t>
+      </w:r>
+      <w:r>
+        <w:rPr>
+          <w:lang w:val="en-US"/>
+        </w:rPr>
+        <w:t>, one file for each species group and each parameter combination</w:t>
       </w:r>
       <w:r>
         <w:rPr>
@@ -3269,7 +2617,32 @@
           <w:bCs/>
           <w:lang w:val="en-US"/>
         </w:rPr>
-        <w:t>INI format</w:t>
+        <w:t>TIFF format</w:t>
+      </w:r>
+      <w:r>
+        <w:rPr>
+          <w:lang w:val="en-US"/>
+        </w:rPr>
+        <w:t>, 1km</w:t>
+      </w:r>
+      <w:r>
+        <w:rPr>
+          <w:vertAlign w:val="superscript"/>
+          <w:lang w:val="en-US"/>
+        </w:rPr>
+        <w:t>2</w:t>
+      </w:r>
+      <w:r>
+        <w:rPr>
+          <w:lang w:val="en-US"/>
+        </w:rPr>
+        <w:t xml:space="preserve"> resolution</w:t>
+      </w:r>
+      <w:r>
+        <w:rPr>
+          <w:lang w:val="en-US"/>
+        </w:rPr>
+        <w:t xml:space="preserve"> – also available at 100m resolution for species dispersing less than 1km</w:t>
       </w:r>
       <w:r>
         <w:rPr>
@@ -3284,7 +2657,13 @@
           <w:lang w:val="en-US"/>
         </w:rPr>
       </w:pPr>
-      <w:proofErr w:type="gramStart"/>
+    </w:p>
+    <w:p>
+      <w:pPr>
+        <w:rPr>
+          <w:lang w:val="en-US"/>
+        </w:rPr>
+      </w:pPr>
       <w:r>
         <w:rPr>
           <w:b/>
@@ -3307,17 +2686,79 @@
           <w:bCs/>
           <w:lang w:val="en-US"/>
         </w:rPr>
-        <w:t>OmniscapeTemplate.ini</w:t>
-      </w:r>
-      <w:r>
-        <w:rPr>
-          <w:b/>
-          <w:bCs/>
-          <w:lang w:val="en-US"/>
-        </w:rPr>
-        <w:t xml:space="preserve"> :</w:t>
-      </w:r>
-      <w:proofErr w:type="gramEnd"/>
+        <w:t>SourceLayers</w:t>
+      </w:r>
+      <w:r>
+        <w:rPr>
+          <w:b/>
+          <w:bCs/>
+          <w:lang w:val="en-US"/>
+        </w:rPr>
+        <w:t xml:space="preserve">: </w:t>
+      </w:r>
+      <w:r>
+        <w:rPr>
+          <w:lang w:val="en-US"/>
+        </w:rPr>
+        <w:t>Source</w:t>
+      </w:r>
+      <w:r>
+        <w:rPr>
+          <w:lang w:val="en-US"/>
+        </w:rPr>
+        <w:t xml:space="preserve"> maps used as input of the Omniscape algorithm</w:t>
+      </w:r>
+      <w:r>
+        <w:rPr>
+          <w:lang w:val="en-US"/>
+        </w:rPr>
+        <w:t>, one file for each species group and each parameter combination</w:t>
+      </w:r>
+      <w:r>
+        <w:rPr>
+          <w:lang w:val="en-US"/>
+        </w:rPr>
+        <w:t xml:space="preserve"> (</w:t>
+      </w:r>
+      <w:r>
+        <w:rPr>
+          <w:b/>
+          <w:bCs/>
+          <w:lang w:val="en-US"/>
+        </w:rPr>
+        <w:t>TIFF format</w:t>
+      </w:r>
+      <w:r>
+        <w:rPr>
+          <w:lang w:val="en-US"/>
+        </w:rPr>
+        <w:t>, 1km</w:t>
+      </w:r>
+      <w:r>
+        <w:rPr>
+          <w:vertAlign w:val="superscript"/>
+          <w:lang w:val="en-US"/>
+        </w:rPr>
+        <w:t>2</w:t>
+      </w:r>
+      <w:r>
+        <w:rPr>
+          <w:lang w:val="en-US"/>
+        </w:rPr>
+        <w:t xml:space="preserve"> resolution</w:t>
+      </w:r>
+      <w:r>
+        <w:rPr>
+          <w:lang w:val="en-US"/>
+        </w:rPr>
+        <w:t xml:space="preserve"> – also available at 100m resolution for species dispersing less than 1km</w:t>
+      </w:r>
+      <w:r>
+        <w:rPr>
+          <w:lang w:val="en-US"/>
+        </w:rPr>
+        <w:t>)</w:t>
+      </w:r>
       <w:r>
         <w:rPr>
           <w:b/>
@@ -3326,39 +2767,189 @@
         </w:rPr>
         <w:t xml:space="preserve"> </w:t>
       </w:r>
-      <w:r>
-        <w:rPr>
-          <w:lang w:val="en-US"/>
-        </w:rPr>
-        <w:t xml:space="preserve">empty template for the </w:t>
-      </w:r>
-      <w:proofErr w:type="spellStart"/>
-      <w:r>
-        <w:rPr>
-          <w:lang w:val="en-US"/>
-        </w:rPr>
-        <w:t>Omniscape</w:t>
-      </w:r>
-      <w:proofErr w:type="spellEnd"/>
-      <w:r>
-        <w:rPr>
-          <w:lang w:val="en-US"/>
-        </w:rPr>
-        <w:t xml:space="preserve"> parameter file</w:t>
-      </w:r>
-      <w:r>
-        <w:rPr>
-          <w:lang w:val="en-US"/>
-        </w:rPr>
-        <w:t xml:space="preserve"> (</w:t>
-      </w:r>
-      <w:r>
-        <w:rPr>
-          <w:b/>
-          <w:bCs/>
-          <w:lang w:val="en-US"/>
-        </w:rPr>
-        <w:t>INI format</w:t>
+    </w:p>
+    <w:p>
+      <w:pPr>
+        <w:rPr>
+          <w:lang w:val="en-US"/>
+        </w:rPr>
+      </w:pPr>
+    </w:p>
+    <w:p>
+      <w:pPr>
+        <w:pStyle w:val="Titre1"/>
+        <w:rPr>
+          <w:lang w:val="en-US"/>
+        </w:rPr>
+      </w:pPr>
+      <w:r>
+        <w:rPr>
+          <w:lang w:val="en-US"/>
+        </w:rPr>
+        <w:t xml:space="preserve">/outputs : These are the the final outputs of the project </w:t>
+      </w:r>
+    </w:p>
+    <w:p>
+      <w:pPr>
+        <w:rPr>
+          <w:lang w:val="en-US"/>
+        </w:rPr>
+      </w:pPr>
+    </w:p>
+    <w:p>
+      <w:pPr>
+        <w:rPr>
+          <w:lang w:val="en-US"/>
+        </w:rPr>
+      </w:pPr>
+      <w:r>
+        <w:rPr>
+          <w:b/>
+          <w:bCs/>
+          <w:lang w:val="en-US"/>
+        </w:rPr>
+        <w:t>/outputs/</w:t>
+      </w:r>
+      <w:r>
+        <w:rPr>
+          <w:b/>
+          <w:bCs/>
+          <w:lang w:val="en-US"/>
+        </w:rPr>
+        <w:t>EcologicalContinuities</w:t>
+      </w:r>
+      <w:r>
+        <w:rPr>
+          <w:lang w:val="en-US"/>
+        </w:rPr>
+        <w:t>: Delineation of the ecological continuities for all species group and all parameter combination</w:t>
+      </w:r>
+      <w:r>
+        <w:rPr>
+          <w:lang w:val="en-US"/>
+        </w:rPr>
+        <w:t>s</w:t>
+      </w:r>
+      <w:r>
+        <w:rPr>
+          <w:lang w:val="en-US"/>
+        </w:rPr>
+        <w:t xml:space="preserve"> (one file for each group and each combination) </w:t>
+      </w:r>
+    </w:p>
+    <w:p>
+      <w:pPr>
+        <w:ind w:firstLine="708"/>
+        <w:rPr>
+          <w:lang w:val="en-US"/>
+        </w:rPr>
+      </w:pPr>
+      <w:r>
+        <w:rPr>
+          <w:lang w:val="en-US"/>
+        </w:rPr>
+        <w:t xml:space="preserve">- /Vector: </w:t>
+      </w:r>
+      <w:r>
+        <w:rPr>
+          <w:b/>
+          <w:bCs/>
+          <w:lang w:val="en-US"/>
+        </w:rPr>
+        <w:t>geopackage</w:t>
+      </w:r>
+      <w:r>
+        <w:rPr>
+          <w:lang w:val="en-US"/>
+        </w:rPr>
+        <w:t xml:space="preserve"> </w:t>
+      </w:r>
+      <w:r>
+        <w:rPr>
+          <w:b/>
+          <w:bCs/>
+          <w:lang w:val="en-US"/>
+        </w:rPr>
+        <w:t>format</w:t>
+      </w:r>
+      <w:r>
+        <w:rPr>
+          <w:lang w:val="en-US"/>
+        </w:rPr>
+        <w:t xml:space="preserve"> </w:t>
+      </w:r>
+    </w:p>
+    <w:p>
+      <w:pPr>
+        <w:ind w:firstLine="708"/>
+        <w:rPr>
+          <w:lang w:val="en-US"/>
+        </w:rPr>
+      </w:pPr>
+      <w:r>
+        <w:rPr>
+          <w:lang w:val="en-US"/>
+        </w:rPr>
+        <w:t>- /</w:t>
+      </w:r>
+      <w:r>
+        <w:rPr>
+          <w:lang w:val="en-US"/>
+        </w:rPr>
+        <w:t>R</w:t>
+      </w:r>
+      <w:r>
+        <w:rPr>
+          <w:lang w:val="en-US"/>
+        </w:rPr>
+        <w:t xml:space="preserve">aster: </w:t>
+      </w:r>
+      <w:r>
+        <w:rPr>
+          <w:b/>
+          <w:bCs/>
+          <w:lang w:val="en-US"/>
+        </w:rPr>
+        <w:t>tiff</w:t>
+      </w:r>
+      <w:r>
+        <w:rPr>
+          <w:lang w:val="en-US"/>
+        </w:rPr>
+        <w:t xml:space="preserve"> </w:t>
+      </w:r>
+      <w:r>
+        <w:rPr>
+          <w:b/>
+          <w:bCs/>
+          <w:lang w:val="en-US"/>
+        </w:rPr>
+        <w:t>format</w:t>
+      </w:r>
+      <w:r>
+        <w:rPr>
+          <w:lang w:val="en-US"/>
+        </w:rPr>
+        <w:t xml:space="preserve"> (1km</w:t>
+      </w:r>
+      <w:r>
+        <w:rPr>
+          <w:vertAlign w:val="superscript"/>
+          <w:lang w:val="en-US"/>
+        </w:rPr>
+        <w:t>2</w:t>
+      </w:r>
+      <w:r>
+        <w:rPr>
+          <w:lang w:val="en-US"/>
+        </w:rPr>
+        <w:t xml:space="preserve"> </w:t>
+      </w:r>
+      <w:r>
+        <w:rPr>
+          <w:lang w:val="en-US"/>
+        </w:rPr>
+        <w:t>resolution</w:t>
       </w:r>
       <w:r>
         <w:rPr>
@@ -3386,483 +2977,8 @@
           <w:bCs/>
           <w:lang w:val="en-US"/>
         </w:rPr>
-        <w:t>/data/derived-data</w:t>
-      </w:r>
-      <w:r>
-        <w:rPr>
-          <w:b/>
-          <w:bCs/>
-          <w:lang w:val="en-US"/>
-        </w:rPr>
-        <w:t>/</w:t>
-      </w:r>
-      <w:proofErr w:type="spellStart"/>
-      <w:r>
-        <w:rPr>
-          <w:b/>
-          <w:bCs/>
-          <w:lang w:val="en-US"/>
-        </w:rPr>
-        <w:t>ResistanceSurfaces</w:t>
-      </w:r>
-      <w:proofErr w:type="spellEnd"/>
-      <w:r>
-        <w:rPr>
-          <w:b/>
-          <w:bCs/>
-          <w:lang w:val="en-US"/>
-        </w:rPr>
-        <w:t xml:space="preserve">: </w:t>
-      </w:r>
-      <w:r>
-        <w:rPr>
-          <w:lang w:val="en-US"/>
-        </w:rPr>
-        <w:t xml:space="preserve">Resistance maps used as input of the </w:t>
-      </w:r>
-      <w:proofErr w:type="spellStart"/>
-      <w:r>
-        <w:rPr>
-          <w:lang w:val="en-US"/>
-        </w:rPr>
-        <w:t>Omniscape</w:t>
-      </w:r>
-      <w:proofErr w:type="spellEnd"/>
-      <w:r>
-        <w:rPr>
-          <w:lang w:val="en-US"/>
-        </w:rPr>
-        <w:t xml:space="preserve"> algorithm</w:t>
-      </w:r>
-      <w:r>
-        <w:rPr>
-          <w:lang w:val="en-US"/>
-        </w:rPr>
-        <w:t>, one file for each species group and each parameter combination</w:t>
-      </w:r>
-      <w:r>
-        <w:rPr>
-          <w:lang w:val="en-US"/>
-        </w:rPr>
-        <w:t xml:space="preserve"> (</w:t>
-      </w:r>
-      <w:r>
-        <w:rPr>
-          <w:b/>
-          <w:bCs/>
-          <w:lang w:val="en-US"/>
-        </w:rPr>
-        <w:t>TIFF format</w:t>
-      </w:r>
-      <w:r>
-        <w:rPr>
-          <w:lang w:val="en-US"/>
-        </w:rPr>
-        <w:t>, 1km</w:t>
-      </w:r>
-      <w:r>
-        <w:rPr>
-          <w:vertAlign w:val="superscript"/>
-          <w:lang w:val="en-US"/>
-        </w:rPr>
-        <w:t>2</w:t>
-      </w:r>
-      <w:r>
-        <w:rPr>
-          <w:lang w:val="en-US"/>
-        </w:rPr>
-        <w:t xml:space="preserve"> resolution</w:t>
-      </w:r>
-      <w:r>
-        <w:rPr>
-          <w:lang w:val="en-US"/>
-        </w:rPr>
-        <w:t xml:space="preserve"> – also available at 100m resolution for species dispersing less than 1km</w:t>
-      </w:r>
-      <w:r>
-        <w:rPr>
-          <w:lang w:val="en-US"/>
-        </w:rPr>
-        <w:t>)</w:t>
-      </w:r>
-    </w:p>
-    <w:p>
-      <w:pPr>
-        <w:rPr>
-          <w:lang w:val="en-US"/>
-        </w:rPr>
-      </w:pPr>
-    </w:p>
-    <w:p>
-      <w:pPr>
-        <w:rPr>
-          <w:lang w:val="en-US"/>
-        </w:rPr>
-      </w:pPr>
-      <w:r>
-        <w:rPr>
-          <w:b/>
-          <w:bCs/>
-          <w:lang w:val="en-US"/>
-        </w:rPr>
-        <w:t>/data/derived-data</w:t>
-      </w:r>
-      <w:r>
-        <w:rPr>
-          <w:b/>
-          <w:bCs/>
-          <w:lang w:val="en-US"/>
-        </w:rPr>
-        <w:t>/</w:t>
-      </w:r>
-      <w:proofErr w:type="spellStart"/>
-      <w:r>
-        <w:rPr>
-          <w:b/>
-          <w:bCs/>
-          <w:lang w:val="en-US"/>
-        </w:rPr>
-        <w:t>SourceLayers</w:t>
-      </w:r>
-      <w:proofErr w:type="spellEnd"/>
-      <w:r>
-        <w:rPr>
-          <w:b/>
-          <w:bCs/>
-          <w:lang w:val="en-US"/>
-        </w:rPr>
-        <w:t xml:space="preserve">: </w:t>
-      </w:r>
-      <w:r>
-        <w:rPr>
-          <w:lang w:val="en-US"/>
-        </w:rPr>
-        <w:t>Source</w:t>
-      </w:r>
-      <w:r>
-        <w:rPr>
-          <w:lang w:val="en-US"/>
-        </w:rPr>
-        <w:t xml:space="preserve"> maps used as input of the </w:t>
-      </w:r>
-      <w:proofErr w:type="spellStart"/>
-      <w:r>
-        <w:rPr>
-          <w:lang w:val="en-US"/>
-        </w:rPr>
-        <w:t>Omniscape</w:t>
-      </w:r>
-      <w:proofErr w:type="spellEnd"/>
-      <w:r>
-        <w:rPr>
-          <w:lang w:val="en-US"/>
-        </w:rPr>
-        <w:t xml:space="preserve"> algorithm</w:t>
-      </w:r>
-      <w:r>
-        <w:rPr>
-          <w:lang w:val="en-US"/>
-        </w:rPr>
-        <w:t>, one file for each species group and each parameter combination</w:t>
-      </w:r>
-      <w:r>
-        <w:rPr>
-          <w:lang w:val="en-US"/>
-        </w:rPr>
-        <w:t xml:space="preserve"> (</w:t>
-      </w:r>
-      <w:r>
-        <w:rPr>
-          <w:b/>
-          <w:bCs/>
-          <w:lang w:val="en-US"/>
-        </w:rPr>
-        <w:t>TIFF format</w:t>
-      </w:r>
-      <w:r>
-        <w:rPr>
-          <w:lang w:val="en-US"/>
-        </w:rPr>
-        <w:t>, 1km</w:t>
-      </w:r>
-      <w:r>
-        <w:rPr>
-          <w:vertAlign w:val="superscript"/>
-          <w:lang w:val="en-US"/>
-        </w:rPr>
-        <w:t>2</w:t>
-      </w:r>
-      <w:r>
-        <w:rPr>
-          <w:lang w:val="en-US"/>
-        </w:rPr>
-        <w:t xml:space="preserve"> resolution</w:t>
-      </w:r>
-      <w:r>
-        <w:rPr>
-          <w:lang w:val="en-US"/>
-        </w:rPr>
-        <w:t xml:space="preserve"> – also available at 100m resolution for species dispersing less than 1km</w:t>
-      </w:r>
-      <w:r>
-        <w:rPr>
-          <w:lang w:val="en-US"/>
-        </w:rPr>
-        <w:t>)</w:t>
-      </w:r>
-      <w:r>
-        <w:rPr>
-          <w:b/>
-          <w:bCs/>
-          <w:lang w:val="en-US"/>
-        </w:rPr>
-        <w:t xml:space="preserve"> </w:t>
-      </w:r>
-    </w:p>
-    <w:p>
-      <w:pPr>
-        <w:rPr>
-          <w:lang w:val="en-US"/>
-        </w:rPr>
-      </w:pPr>
-    </w:p>
-    <w:p>
-      <w:pPr>
-        <w:pStyle w:val="Titre1"/>
-        <w:rPr>
-          <w:lang w:val="en-US"/>
-        </w:rPr>
-      </w:pPr>
-      <w:r>
-        <w:rPr>
-          <w:lang w:val="en-US"/>
-        </w:rPr>
-        <w:t>/</w:t>
-      </w:r>
-      <w:proofErr w:type="gramStart"/>
-      <w:r>
-        <w:rPr>
-          <w:lang w:val="en-US"/>
-        </w:rPr>
-        <w:t>outputs :</w:t>
-      </w:r>
-      <w:proofErr w:type="gramEnd"/>
-      <w:r>
-        <w:rPr>
-          <w:lang w:val="en-US"/>
-        </w:rPr>
-        <w:t xml:space="preserve"> These are the </w:t>
-      </w:r>
-      <w:proofErr w:type="spellStart"/>
-      <w:r>
-        <w:rPr>
-          <w:lang w:val="en-US"/>
-        </w:rPr>
-        <w:t>the</w:t>
-      </w:r>
-      <w:proofErr w:type="spellEnd"/>
-      <w:r>
-        <w:rPr>
-          <w:lang w:val="en-US"/>
-        </w:rPr>
-        <w:t xml:space="preserve"> final outputs of the project </w:t>
-      </w:r>
-    </w:p>
-    <w:p>
-      <w:pPr>
-        <w:rPr>
-          <w:lang w:val="en-US"/>
-        </w:rPr>
-      </w:pPr>
-    </w:p>
-    <w:p>
-      <w:pPr>
-        <w:rPr>
-          <w:lang w:val="en-US"/>
-        </w:rPr>
-      </w:pPr>
-      <w:r>
-        <w:rPr>
-          <w:b/>
-          <w:bCs/>
-          <w:lang w:val="en-US"/>
-        </w:rPr>
         <w:t>/outputs/</w:t>
       </w:r>
-      <w:proofErr w:type="spellStart"/>
-      <w:r>
-        <w:rPr>
-          <w:b/>
-          <w:bCs/>
-          <w:lang w:val="en-US"/>
-        </w:rPr>
-        <w:t>EcologicalContinuities</w:t>
-      </w:r>
-      <w:proofErr w:type="spellEnd"/>
-      <w:r>
-        <w:rPr>
-          <w:lang w:val="en-US"/>
-        </w:rPr>
-        <w:t>: Delineation of the ecological continuities for all species group and all parameter combination</w:t>
-      </w:r>
-      <w:r>
-        <w:rPr>
-          <w:lang w:val="en-US"/>
-        </w:rPr>
-        <w:t>s</w:t>
-      </w:r>
-      <w:r>
-        <w:rPr>
-          <w:lang w:val="en-US"/>
-        </w:rPr>
-        <w:t xml:space="preserve"> (one file for each group and each combination) </w:t>
-      </w:r>
-    </w:p>
-    <w:p>
-      <w:pPr>
-        <w:ind w:firstLine="708"/>
-        <w:rPr>
-          <w:lang w:val="en-US"/>
-        </w:rPr>
-      </w:pPr>
-      <w:r>
-        <w:rPr>
-          <w:lang w:val="en-US"/>
-        </w:rPr>
-        <w:t xml:space="preserve">- /Vector: </w:t>
-      </w:r>
-      <w:proofErr w:type="spellStart"/>
-      <w:r>
-        <w:rPr>
-          <w:b/>
-          <w:bCs/>
-          <w:lang w:val="en-US"/>
-        </w:rPr>
-        <w:t>geopackage</w:t>
-      </w:r>
-      <w:proofErr w:type="spellEnd"/>
-      <w:r>
-        <w:rPr>
-          <w:lang w:val="en-US"/>
-        </w:rPr>
-        <w:t xml:space="preserve"> </w:t>
-      </w:r>
-      <w:r>
-        <w:rPr>
-          <w:b/>
-          <w:bCs/>
-          <w:lang w:val="en-US"/>
-        </w:rPr>
-        <w:t>format</w:t>
-      </w:r>
-      <w:r>
-        <w:rPr>
-          <w:lang w:val="en-US"/>
-        </w:rPr>
-        <w:t xml:space="preserve"> </w:t>
-      </w:r>
-    </w:p>
-    <w:p>
-      <w:pPr>
-        <w:ind w:firstLine="708"/>
-        <w:rPr>
-          <w:lang w:val="en-US"/>
-        </w:rPr>
-      </w:pPr>
-      <w:r>
-        <w:rPr>
-          <w:lang w:val="en-US"/>
-        </w:rPr>
-        <w:t>- /</w:t>
-      </w:r>
-      <w:r>
-        <w:rPr>
-          <w:lang w:val="en-US"/>
-        </w:rPr>
-        <w:t>R</w:t>
-      </w:r>
-      <w:r>
-        <w:rPr>
-          <w:lang w:val="en-US"/>
-        </w:rPr>
-        <w:t xml:space="preserve">aster: </w:t>
-      </w:r>
-      <w:r>
-        <w:rPr>
-          <w:b/>
-          <w:bCs/>
-          <w:lang w:val="en-US"/>
-        </w:rPr>
-        <w:t>tiff</w:t>
-      </w:r>
-      <w:r>
-        <w:rPr>
-          <w:lang w:val="en-US"/>
-        </w:rPr>
-        <w:t xml:space="preserve"> </w:t>
-      </w:r>
-      <w:r>
-        <w:rPr>
-          <w:b/>
-          <w:bCs/>
-          <w:lang w:val="en-US"/>
-        </w:rPr>
-        <w:t>format</w:t>
-      </w:r>
-      <w:r>
-        <w:rPr>
-          <w:lang w:val="en-US"/>
-        </w:rPr>
-        <w:t xml:space="preserve"> (1km</w:t>
-      </w:r>
-      <w:r>
-        <w:rPr>
-          <w:vertAlign w:val="superscript"/>
-          <w:lang w:val="en-US"/>
-        </w:rPr>
-        <w:t>2</w:t>
-      </w:r>
-      <w:r>
-        <w:rPr>
-          <w:lang w:val="en-US"/>
-        </w:rPr>
-        <w:t xml:space="preserve"> </w:t>
-      </w:r>
-      <w:r>
-        <w:rPr>
-          <w:lang w:val="en-US"/>
-        </w:rPr>
-        <w:t>resolution</w:t>
-      </w:r>
-      <w:r>
-        <w:rPr>
-          <w:lang w:val="en-US"/>
-        </w:rPr>
-        <w:t>)</w:t>
-      </w:r>
-    </w:p>
-    <w:p>
-      <w:pPr>
-        <w:rPr>
-          <w:lang w:val="en-US"/>
-        </w:rPr>
-      </w:pPr>
-    </w:p>
-    <w:p>
-      <w:pPr>
-        <w:rPr>
-          <w:lang w:val="en-US"/>
-        </w:rPr>
-      </w:pPr>
-      <w:r>
-        <w:rPr>
-          <w:b/>
-          <w:bCs/>
-          <w:lang w:val="en-US"/>
-        </w:rPr>
-        <w:t>/outputs/</w:t>
-      </w:r>
-      <w:proofErr w:type="spellStart"/>
       <w:r>
         <w:rPr>
           <w:b/>
@@ -3871,7 +2987,6 @@
         </w:rPr>
         <w:t>EdgeLists</w:t>
       </w:r>
-      <w:proofErr w:type="spellEnd"/>
       <w:r>
         <w:rPr>
           <w:lang w:val="en-US"/>
@@ -3888,21 +3003,7 @@
         <w:rPr>
           <w:lang w:val="en-US"/>
         </w:rPr>
-        <w:t xml:space="preserve">etwork </w:t>
-      </w:r>
-      <w:proofErr w:type="spellStart"/>
-      <w:r>
-        <w:rPr>
-          <w:lang w:val="en-US"/>
-        </w:rPr>
-        <w:t>edgelists</w:t>
-      </w:r>
-      <w:proofErr w:type="spellEnd"/>
-      <w:r>
-        <w:rPr>
-          <w:lang w:val="en-US"/>
-        </w:rPr>
-        <w:t xml:space="preserve"> for all species group and all parameter combination</w:t>
+        <w:t>etwork edgelists for all species group and all parameter combination</w:t>
       </w:r>
       <w:r>
         <w:rPr>
@@ -4144,36 +3245,8 @@
           <w:bCs/>
           <w:lang w:val="en-US"/>
         </w:rPr>
-        <w:t>/</w:t>
-      </w:r>
-      <w:proofErr w:type="spellStart"/>
-      <w:r>
-        <w:rPr>
-          <w:b/>
-          <w:bCs/>
-          <w:lang w:val="en-US"/>
-        </w:rPr>
-        <w:t>PercOverlap</w:t>
-      </w:r>
-      <w:proofErr w:type="spellEnd"/>
-      <w:r>
-        <w:rPr>
-          <w:b/>
-          <w:bCs/>
-          <w:lang w:val="en-US"/>
-        </w:rPr>
-        <w:t>-EC-</w:t>
-      </w:r>
-      <w:proofErr w:type="spellStart"/>
-      <w:r>
-        <w:rPr>
-          <w:b/>
-          <w:bCs/>
-          <w:lang w:val="en-US"/>
-        </w:rPr>
-        <w:t>PAs_XX</w:t>
-      </w:r>
-      <w:proofErr w:type="spellEnd"/>
+        <w:t>/PercOverlap-EC-PAs_XX</w:t>
+      </w:r>
       <w:r>
         <w:rPr>
           <w:lang w:val="en-US"/>
@@ -4216,19 +3289,11 @@
         </w:rPr>
         <w:t xml:space="preserve"> </w:t>
       </w:r>
-      <w:proofErr w:type="spellStart"/>
-      <w:r>
-        <w:rPr>
-          <w:lang w:val="en-US"/>
-        </w:rPr>
-        <w:t>StandardizedEC-PAOverlap</w:t>
-      </w:r>
-      <w:proofErr w:type="spellEnd"/>
-      <w:r>
-        <w:rPr>
-          <w:lang w:val="en-US"/>
-        </w:rPr>
-        <w:t xml:space="preserve"> (</w:t>
+      <w:r>
+        <w:rPr>
+          <w:lang w:val="en-US"/>
+        </w:rPr>
+        <w:t>StandardizedEC-PAOverlap (</w:t>
       </w:r>
       <w:r>
         <w:rPr>
@@ -4262,34 +3327,14 @@
         </w:rPr>
         <w:t>/</w:t>
       </w:r>
-      <w:proofErr w:type="spellStart"/>
-      <w:r>
-        <w:rPr>
-          <w:b/>
-          <w:bCs/>
-          <w:lang w:val="en-US"/>
-        </w:rPr>
-        <w:t>EucliPath</w:t>
-      </w:r>
-      <w:proofErr w:type="spellEnd"/>
-      <w:r>
-        <w:rPr>
-          <w:b/>
-          <w:bCs/>
-          <w:lang w:val="en-US"/>
-        </w:rPr>
-        <w:t>/</w:t>
-      </w:r>
-      <w:proofErr w:type="spellStart"/>
-      <w:r>
-        <w:rPr>
-          <w:b/>
-          <w:bCs/>
-          <w:lang w:val="en-US"/>
-        </w:rPr>
-        <w:t>BinaryNetwork_XX</w:t>
-      </w:r>
-      <w:proofErr w:type="spellEnd"/>
+      <w:r>
+        <w:rPr>
+          <w:b/>
+          <w:bCs/>
+          <w:lang w:val="en-US"/>
+        </w:rPr>
+        <w:t>EucliPath/BinaryNetwork_XX</w:t>
+      </w:r>
       <w:r>
         <w:rPr>
           <w:lang w:val="en-US"/>
@@ -4334,18 +3379,8 @@
           <w:bCs/>
           <w:lang w:val="en-US"/>
         </w:rPr>
-        <w:t>/</w:t>
-      </w:r>
-      <w:proofErr w:type="spellStart"/>
-      <w:r>
-        <w:rPr>
-          <w:b/>
-          <w:bCs/>
-          <w:lang w:val="en-US"/>
-        </w:rPr>
-        <w:t>GlobalPCmetric</w:t>
-      </w:r>
-      <w:proofErr w:type="spellEnd"/>
+        <w:t>/GlobalPCmetric</w:t>
+      </w:r>
       <w:r>
         <w:rPr>
           <w:lang w:val="en-US"/>
@@ -4409,18 +3444,8 @@
           <w:lang w:val="en-US"/>
         </w:rPr>
         <w:lastRenderedPageBreak/>
-        <w:t>/</w:t>
-      </w:r>
-      <w:proofErr w:type="spellStart"/>
-      <w:r>
-        <w:rPr>
-          <w:b/>
-          <w:bCs/>
-          <w:lang w:val="en-US"/>
-        </w:rPr>
-        <w:t>LocalPCmetric_XX</w:t>
-      </w:r>
-      <w:proofErr w:type="spellEnd"/>
+        <w:t>/LocalPCmetric_XX</w:t>
+      </w:r>
       <w:r>
         <w:rPr>
           <w:lang w:val="en-US"/>
@@ -4507,18 +3532,8 @@
           <w:bCs/>
           <w:lang w:val="en-US"/>
         </w:rPr>
-        <w:t>/</w:t>
-      </w:r>
-      <w:proofErr w:type="spellStart"/>
-      <w:r>
-        <w:rPr>
-          <w:b/>
-          <w:bCs/>
-          <w:lang w:val="en-US"/>
-        </w:rPr>
-        <w:t>LocalPCmetric</w:t>
-      </w:r>
-      <w:proofErr w:type="spellEnd"/>
+        <w:t>/LocalPCmetric</w:t>
+      </w:r>
       <w:r>
         <w:rPr>
           <w:lang w:val="en-US"/>
@@ -5791,6 +4806,7 @@
   <w:style w:type="character" w:default="1" w:styleId="Policepardfaut">
     <w:name w:val="Default Paragraph Font"/>
     <w:uiPriority w:val="1"/>
+    <w:semiHidden/>
     <w:unhideWhenUsed/>
   </w:style>
   <w:style w:type="table" w:default="1" w:styleId="TableauNormal">
